--- a/lessons/4-4/downloads/reveal/4.4-session-1-practice-form-a.docx
+++ b/lessons/4-4/downloads/reveal/4.4-session-1-practice-form-a.docx
@@ -88,6 +88,7 @@
       <w:pPr>
         <w:keepNext/>
         <w:spacing w:before="0" w:after="10" w:line="240" w:lineRule="auto"/>
+        <w:outlineLvl w:val="0"/>
       </w:pPr>
       <w:r>
         <w:rPr>
@@ -123,7 +124,7 @@
           <w:sz w:val="15"/>
           <w:szCs w:val="15"/>
         </w:rPr>
-        <w:t xml:space="preserve">   ·   6.RP.A.3c</w:t>
+        <w:t xml:space="preserve">   ·   6.AT.4</w:t>
       </w:r>
     </w:p>
     <w:p>
@@ -194,8 +195,8 @@
                 <w:rFonts w:ascii="Avenir Next" w:hAnsi="Avenir Next" w:cs="Avenir Next" w:eastAsia="Avenir Next"/>
                 <w:b/>
                 <w:color w:val="003A70"/>
-                <w:sz w:val="18"/>
-                <w:szCs w:val="18"/>
+                <w:sz w:val="19"/>
+                <w:szCs w:val="19"/>
               </w:rPr>
               <w:t xml:space="preserve">•</w:t>
             </w:r>
@@ -203,8 +204,8 @@
               <w:rPr>
                 <w:rFonts w:ascii="Avenir Next" w:hAnsi="Avenir Next" w:cs="Avenir Next" w:eastAsia="Avenir Next"/>
                 <w:color w:val="1A1A1A"/>
-                <w:sz w:val="18"/>
-                <w:szCs w:val="18"/>
+                <w:sz w:val="19"/>
+                <w:szCs w:val="19"/>
               </w:rPr>
               <w:tab/>
             </w:r>
@@ -212,8 +213,8 @@
               <w:rPr>
                 <w:rFonts w:ascii="Avenir Next" w:hAnsi="Avenir Next" w:cs="Avenir Next" w:eastAsia="Avenir Next"/>
                 <w:color w:val="1A1A1A"/>
-                <w:sz w:val="18"/>
-                <w:szCs w:val="18"/>
+                <w:sz w:val="19"/>
+                <w:szCs w:val="19"/>
               </w:rPr>
               <w:t xml:space="preserve">Write the percent as a </w:t>
             </w:r>
@@ -222,8 +223,8 @@
                 <w:rFonts w:ascii="Avenir Next" w:hAnsi="Avenir Next" w:cs="Avenir Next" w:eastAsia="Avenir Next"/>
                 <w:b/>
                 <w:color w:val="1A1A1A"/>
-                <w:sz w:val="18"/>
-                <w:szCs w:val="18"/>
+                <w:sz w:val="19"/>
+                <w:szCs w:val="19"/>
               </w:rPr>
               <w:t xml:space="preserve">decimal</w:t>
             </w:r>
@@ -231,10 +232,10 @@
               <w:rPr>
                 <w:rFonts w:ascii="Avenir Next" w:hAnsi="Avenir Next" w:cs="Avenir Next" w:eastAsia="Avenir Next"/>
                 <w:color w:val="1A1A1A"/>
-                <w:sz w:val="18"/>
-                <w:szCs w:val="18"/>
-              </w:rPr>
-              <w:t xml:space="preserve">: 45% = 0.45, 6% = 0.06 (not 0.6).</w:t>
+                <w:sz w:val="19"/>
+                <w:szCs w:val="19"/>
+              </w:rPr>
+              <w:t xml:space="preserve">: 6% = 0.06, not 0.6.</w:t>
             </w:r>
           </w:p>
           <w:p>
@@ -250,8 +251,8 @@
                 <w:rFonts w:ascii="Avenir Next" w:hAnsi="Avenir Next" w:cs="Avenir Next" w:eastAsia="Avenir Next"/>
                 <w:b/>
                 <w:color w:val="003A70"/>
-                <w:sz w:val="18"/>
-                <w:szCs w:val="18"/>
+                <w:sz w:val="19"/>
+                <w:szCs w:val="19"/>
               </w:rPr>
               <w:t xml:space="preserve">•</w:t>
             </w:r>
@@ -259,8 +260,8 @@
               <w:rPr>
                 <w:rFonts w:ascii="Avenir Next" w:hAnsi="Avenir Next" w:cs="Avenir Next" w:eastAsia="Avenir Next"/>
                 <w:color w:val="1A1A1A"/>
-                <w:sz w:val="18"/>
-                <w:szCs w:val="18"/>
+                <w:sz w:val="19"/>
+                <w:szCs w:val="19"/>
               </w:rPr>
               <w:tab/>
             </w:r>
@@ -269,8 +270,8 @@
                 <w:rFonts w:ascii="Avenir Next" w:hAnsi="Avenir Next" w:cs="Avenir Next" w:eastAsia="Avenir Next"/>
                 <w:b/>
                 <w:color w:val="1A1A1A"/>
-                <w:sz w:val="18"/>
-                <w:szCs w:val="18"/>
+                <w:sz w:val="19"/>
+                <w:szCs w:val="19"/>
               </w:rPr>
               <w:t xml:space="preserve">part = percent × whole.</w:t>
             </w:r>
@@ -278,10 +279,10 @@
               <w:rPr>
                 <w:rFonts w:ascii="Avenir Next" w:hAnsi="Avenir Next" w:cs="Avenir Next" w:eastAsia="Avenir Next"/>
                 <w:color w:val="1A1A1A"/>
-                <w:sz w:val="18"/>
-                <w:szCs w:val="18"/>
-              </w:rPr>
-              <w:t xml:space="preserve"> The whole comes after the word “of.”</w:t>
+                <w:sz w:val="19"/>
+                <w:szCs w:val="19"/>
+              </w:rPr>
+              <w:t xml:space="preserve"> The whole comes after “of.”</w:t>
             </w:r>
           </w:p>
           <w:p>
@@ -297,8 +298,8 @@
                 <w:rFonts w:ascii="Avenir Next" w:hAnsi="Avenir Next" w:cs="Avenir Next" w:eastAsia="Avenir Next"/>
                 <w:b/>
                 <w:color w:val="003A70"/>
-                <w:sz w:val="18"/>
-                <w:szCs w:val="18"/>
+                <w:sz w:val="19"/>
+                <w:szCs w:val="19"/>
               </w:rPr>
               <w:t xml:space="preserve">•</w:t>
             </w:r>
@@ -306,8 +307,8 @@
               <w:rPr>
                 <w:rFonts w:ascii="Avenir Next" w:hAnsi="Avenir Next" w:cs="Avenir Next" w:eastAsia="Avenir Next"/>
                 <w:color w:val="1A1A1A"/>
-                <w:sz w:val="18"/>
-                <w:szCs w:val="18"/>
+                <w:sz w:val="19"/>
+                <w:szCs w:val="19"/>
               </w:rPr>
               <w:tab/>
             </w:r>
@@ -315,10 +316,10 @@
               <w:rPr>
                 <w:rFonts w:ascii="Avenir Next" w:hAnsi="Avenir Next" w:cs="Avenir Next" w:eastAsia="Avenir Next"/>
                 <w:color w:val="1A1A1A"/>
-                <w:sz w:val="18"/>
-                <w:szCs w:val="18"/>
-              </w:rPr>
-              <w:t xml:space="preserve">For the rest, subtract: 100% − the percent, or the whole − the part.</w:t>
+                <w:sz w:val="19"/>
+                <w:szCs w:val="19"/>
+              </w:rPr>
+              <w:t xml:space="preserve">The rest = whole − part.</w:t>
             </w:r>
           </w:p>
         </w:tc>
@@ -352,10 +353,10 @@
               <w:rPr>
                 <w:rFonts w:ascii="Avenir Next" w:hAnsi="Avenir Next" w:cs="Avenir Next" w:eastAsia="Avenir Next"/>
                 <w:color w:val="1A1A1A"/>
-                <w:sz w:val="17"/>
-                <w:szCs w:val="17"/>
-              </w:rPr>
-              <w:t xml:space="preserve">A school sold 140 tickets. 45% were student tickets. How many?</w:t>
+                <w:sz w:val="18"/>
+                <w:szCs w:val="18"/>
+              </w:rPr>
+              <w:t xml:space="preserve">140 tickets; 45% are student tickets. How many?</w:t>
             </w:r>
           </w:p>
           <w:p>
@@ -371,8 +372,8 @@
                 <w:rFonts w:ascii="Avenir Next" w:hAnsi="Avenir Next" w:cs="Avenir Next" w:eastAsia="Avenir Next"/>
                 <w:b/>
                 <w:color w:val="003A70"/>
-                <w:sz w:val="17"/>
-                <w:szCs w:val="17"/>
+                <w:sz w:val="18"/>
+                <w:szCs w:val="18"/>
               </w:rPr>
               <w:t xml:space="preserve">Step 1</w:t>
             </w:r>
@@ -380,8 +381,8 @@
               <w:rPr>
                 <w:rFonts w:ascii="Avenir Next" w:hAnsi="Avenir Next" w:cs="Avenir Next" w:eastAsia="Avenir Next"/>
                 <w:color w:val="1A1A1A"/>
-                <w:sz w:val="17"/>
-                <w:szCs w:val="17"/>
+                <w:sz w:val="18"/>
+                <w:szCs w:val="18"/>
               </w:rPr>
               <w:tab/>
             </w:r>
@@ -389,10 +390,10 @@
               <w:rPr>
                 <w:rFonts w:ascii="Avenir Next" w:hAnsi="Avenir Next" w:cs="Avenir Next" w:eastAsia="Avenir Next"/>
                 <w:color w:val="1A1A1A"/>
-                <w:sz w:val="17"/>
-                <w:szCs w:val="17"/>
-              </w:rPr>
-              <w:t xml:space="preserve">Whole: 140 tickets.</w:t>
+                <w:sz w:val="18"/>
+                <w:szCs w:val="18"/>
+              </w:rPr>
+              <w:t xml:space="preserve">45% = 0.45</w:t>
             </w:r>
           </w:p>
           <w:p>
@@ -408,8 +409,8 @@
                 <w:rFonts w:ascii="Avenir Next" w:hAnsi="Avenir Next" w:cs="Avenir Next" w:eastAsia="Avenir Next"/>
                 <w:b/>
                 <w:color w:val="003A70"/>
-                <w:sz w:val="17"/>
-                <w:szCs w:val="17"/>
+                <w:sz w:val="18"/>
+                <w:szCs w:val="18"/>
               </w:rPr>
               <w:t xml:space="preserve">Step 2</w:t>
             </w:r>
@@ -417,8 +418,8 @@
               <w:rPr>
                 <w:rFonts w:ascii="Avenir Next" w:hAnsi="Avenir Next" w:cs="Avenir Next" w:eastAsia="Avenir Next"/>
                 <w:color w:val="1A1A1A"/>
-                <w:sz w:val="17"/>
-                <w:szCs w:val="17"/>
+                <w:sz w:val="18"/>
+                <w:szCs w:val="18"/>
               </w:rPr>
               <w:tab/>
             </w:r>
@@ -426,45 +427,8 @@
               <w:rPr>
                 <w:rFonts w:ascii="Avenir Next" w:hAnsi="Avenir Next" w:cs="Avenir Next" w:eastAsia="Avenir Next"/>
                 <w:color w:val="1A1A1A"/>
-                <w:sz w:val="17"/>
-                <w:szCs w:val="17"/>
-              </w:rPr>
-              <w:t xml:space="preserve">45% = 0.45</w:t>
-            </w:r>
-          </w:p>
-          <w:p>
-            <w:pPr>
-              <w:tabs>
-                <w:tab w:val="left" w:pos="700"/>
-              </w:tabs>
-              <w:spacing w:before="0" w:after="20" w:line="252" w:lineRule="auto"/>
-              <w:ind w:left="700" w:hanging="700"/>
-            </w:pPr>
-            <w:r>
-              <w:rPr>
-                <w:rFonts w:ascii="Avenir Next" w:hAnsi="Avenir Next" w:cs="Avenir Next" w:eastAsia="Avenir Next"/>
-                <w:b/>
-                <w:color w:val="003A70"/>
-                <w:sz w:val="17"/>
-                <w:szCs w:val="17"/>
-              </w:rPr>
-              <w:t xml:space="preserve">Step 3</w:t>
-            </w:r>
-            <w:r>
-              <w:rPr>
-                <w:rFonts w:ascii="Avenir Next" w:hAnsi="Avenir Next" w:cs="Avenir Next" w:eastAsia="Avenir Next"/>
-                <w:color w:val="1A1A1A"/>
-                <w:sz w:val="17"/>
-                <w:szCs w:val="17"/>
-              </w:rPr>
-              <w:tab/>
-            </w:r>
-            <w:r>
-              <w:rPr>
-                <w:rFonts w:ascii="Avenir Next" w:hAnsi="Avenir Next" w:cs="Avenir Next" w:eastAsia="Avenir Next"/>
-                <w:color w:val="1A1A1A"/>
-                <w:sz w:val="17"/>
-                <w:szCs w:val="17"/>
+                <w:sz w:val="18"/>
+                <w:szCs w:val="18"/>
               </w:rPr>
               <w:t xml:space="preserve">0.45 × 140 = 63</w:t>
             </w:r>
@@ -482,8 +446,8 @@
                 <w:rFonts w:ascii="Avenir Next" w:hAnsi="Avenir Next" w:cs="Avenir Next" w:eastAsia="Avenir Next"/>
                 <w:b/>
                 <w:color w:val="1A1A1A"/>
-                <w:sz w:val="17"/>
-                <w:szCs w:val="17"/>
+                <w:sz w:val="18"/>
+                <w:szCs w:val="18"/>
               </w:rPr>
               <w:t xml:space="preserve">Answer</w:t>
             </w:r>
@@ -491,8 +455,8 @@
               <w:rPr>
                 <w:rFonts w:ascii="Avenir Next" w:hAnsi="Avenir Next" w:cs="Avenir Next" w:eastAsia="Avenir Next"/>
                 <w:color w:val="1A1A1A"/>
-                <w:sz w:val="17"/>
-                <w:szCs w:val="17"/>
+                <w:sz w:val="18"/>
+                <w:szCs w:val="18"/>
               </w:rPr>
               <w:tab/>
             </w:r>
@@ -501,8 +465,8 @@
                 <w:rFonts w:ascii="Avenir Next" w:hAnsi="Avenir Next" w:cs="Avenir Next" w:eastAsia="Avenir Next"/>
                 <w:b/>
                 <w:color w:val="1A1A1A"/>
-                <w:sz w:val="17"/>
-                <w:szCs w:val="17"/>
+                <w:sz w:val="18"/>
+                <w:szCs w:val="18"/>
               </w:rPr>
               <w:t xml:space="preserve">63 student tickets</w:t>
             </w:r>
@@ -614,6 +578,7 @@
           <w:tab w:val="right" w:pos="9504"/>
         </w:tabs>
         <w:spacing w:before="90" w:after="50" w:line="240" w:lineRule="auto"/>
+        <w:outlineLvl w:val="1"/>
       </w:pPr>
       <w:r>
         <w:rPr>
@@ -698,8 +663,8 @@
                 <w:rFonts w:ascii="Avenir Next" w:hAnsi="Avenir Next" w:cs="Avenir Next" w:eastAsia="Avenir Next"/>
                 <w:b/>
                 <w:color w:val="1A1A1A"/>
-                <w:sz w:val="20"/>
-                <w:szCs w:val="20"/>
+                <w:sz w:val="21"/>
+                <w:szCs w:val="21"/>
               </w:rPr>
               <w:t xml:space="preserve">1.</w:t>
             </w:r>
@@ -707,8 +672,8 @@
               <w:rPr>
                 <w:rFonts w:ascii="Avenir Next" w:hAnsi="Avenir Next" w:cs="Avenir Next" w:eastAsia="Avenir Next"/>
                 <w:color w:val="1A1A1A"/>
-                <w:sz w:val="20"/>
-                <w:szCs w:val="20"/>
+                <w:sz w:val="21"/>
+                <w:szCs w:val="21"/>
               </w:rPr>
               <w:tab/>
             </w:r>
@@ -716,8 +681,8 @@
               <w:rPr>
                 <w:rFonts w:ascii="Avenir Next" w:hAnsi="Avenir Next" w:cs="Avenir Next" w:eastAsia="Avenir Next"/>
                 <w:color w:val="1A1A1A"/>
-                <w:sz w:val="20"/>
-                <w:szCs w:val="20"/>
+                <w:sz w:val="21"/>
+                <w:szCs w:val="21"/>
               </w:rPr>
               <w:t xml:space="preserve">Find each part.</w:t>
             </w:r>
@@ -752,7 +717,7 @@
             <w:tr>
               <w:trPr>
                 <w:cantSplit/>
-                <w:trHeight w:val="448" w:hRule="atLeast"/>
+                <w:trHeight w:val="560" w:hRule="atLeast"/>
               </w:trPr>
               <w:tc>
                 <w:tcPr>
@@ -772,8 +737,8 @@
                       <w:rFonts w:ascii="Avenir Next" w:hAnsi="Avenir Next" w:cs="Avenir Next" w:eastAsia="Avenir Next"/>
                       <w:b/>
                       <w:color w:val="003A70"/>
-                      <w:sz w:val="20"/>
-                      <w:szCs w:val="20"/>
+                      <w:sz w:val="21"/>
+                      <w:szCs w:val="21"/>
                     </w:rPr>
                     <w:t xml:space="preserve">a.</w:t>
                   </w:r>
@@ -781,8 +746,8 @@
                     <w:rPr>
                       <w:rFonts w:ascii="Avenir Next" w:hAnsi="Avenir Next" w:cs="Avenir Next" w:eastAsia="Avenir Next"/>
                       <w:color w:val="1A1A1A"/>
-                      <w:sz w:val="20"/>
-                      <w:szCs w:val="20"/>
+                      <w:sz w:val="21"/>
+                      <w:szCs w:val="21"/>
                     </w:rPr>
                     <w:tab/>
                   </w:r>
@@ -790,8 +755,8 @@
                     <w:rPr>
                       <w:rFonts w:ascii="Avenir Next" w:hAnsi="Avenir Next" w:cs="Avenir Next" w:eastAsia="Avenir Next"/>
                       <w:color w:val="1A1A1A"/>
-                      <w:sz w:val="20"/>
-                      <w:szCs w:val="20"/>
+                      <w:sz w:val="21"/>
+                      <w:szCs w:val="21"/>
                     </w:rPr>
                     <w:t xml:space="preserve">25% of 80 =</w:t>
                   </w:r>
@@ -799,8 +764,8 @@
                     <w:rPr>
                       <w:rFonts w:ascii="Avenir Next" w:hAnsi="Avenir Next" w:cs="Avenir Next" w:eastAsia="Avenir Next"/>
                       <w:color w:val="1A1A1A"/>
-                      <w:sz w:val="20"/>
-                      <w:szCs w:val="20"/>
+                      <w:sz w:val="21"/>
+                      <w:szCs w:val="21"/>
                     </w:rPr>
                     <w:t xml:space="preserve">  </w:t>
                   </w:r>
@@ -808,8 +773,8 @@
                     <w:rPr>
                       <w:rFonts w:ascii="Avenir Next" w:hAnsi="Avenir Next" w:cs="Avenir Next" w:eastAsia="Avenir Next"/>
                       <w:color w:val="1A1A1A"/>
-                      <w:sz w:val="20"/>
-                      <w:szCs w:val="20"/>
+                      <w:sz w:val="21"/>
+                      <w:szCs w:val="21"/>
                       <w:u w:val="single"/>
                     </w:rPr>
                     <w:t xml:space="preserve">        </w:t>
@@ -834,8 +799,8 @@
                       <w:rFonts w:ascii="Avenir Next" w:hAnsi="Avenir Next" w:cs="Avenir Next" w:eastAsia="Avenir Next"/>
                       <w:b/>
                       <w:color w:val="003A70"/>
-                      <w:sz w:val="20"/>
-                      <w:szCs w:val="20"/>
+                      <w:sz w:val="21"/>
+                      <w:szCs w:val="21"/>
                     </w:rPr>
                     <w:t xml:space="preserve">b.</w:t>
                   </w:r>
@@ -843,8 +808,8 @@
                     <w:rPr>
                       <w:rFonts w:ascii="Avenir Next" w:hAnsi="Avenir Next" w:cs="Avenir Next" w:eastAsia="Avenir Next"/>
                       <w:color w:val="1A1A1A"/>
-                      <w:sz w:val="20"/>
-                      <w:szCs w:val="20"/>
+                      <w:sz w:val="21"/>
+                      <w:szCs w:val="21"/>
                     </w:rPr>
                     <w:tab/>
                   </w:r>
@@ -852,8 +817,8 @@
                     <w:rPr>
                       <w:rFonts w:ascii="Avenir Next" w:hAnsi="Avenir Next" w:cs="Avenir Next" w:eastAsia="Avenir Next"/>
                       <w:color w:val="1A1A1A"/>
-                      <w:sz w:val="20"/>
-                      <w:szCs w:val="20"/>
+                      <w:sz w:val="21"/>
+                      <w:szCs w:val="21"/>
                     </w:rPr>
                     <w:t xml:space="preserve">10% of 230 =</w:t>
                   </w:r>
@@ -861,8 +826,8 @@
                     <w:rPr>
                       <w:rFonts w:ascii="Avenir Next" w:hAnsi="Avenir Next" w:cs="Avenir Next" w:eastAsia="Avenir Next"/>
                       <w:color w:val="1A1A1A"/>
-                      <w:sz w:val="20"/>
-                      <w:szCs w:val="20"/>
+                      <w:sz w:val="21"/>
+                      <w:szCs w:val="21"/>
                     </w:rPr>
                     <w:t xml:space="preserve">  </w:t>
                   </w:r>
@@ -870,8 +835,8 @@
                     <w:rPr>
                       <w:rFonts w:ascii="Avenir Next" w:hAnsi="Avenir Next" w:cs="Avenir Next" w:eastAsia="Avenir Next"/>
                       <w:color w:val="1A1A1A"/>
-                      <w:sz w:val="20"/>
-                      <w:szCs w:val="20"/>
+                      <w:sz w:val="21"/>
+                      <w:szCs w:val="21"/>
                       <w:u w:val="single"/>
                     </w:rPr>
                     <w:t xml:space="preserve">        </w:t>
@@ -896,8 +861,8 @@
                       <w:rFonts w:ascii="Avenir Next" w:hAnsi="Avenir Next" w:cs="Avenir Next" w:eastAsia="Avenir Next"/>
                       <w:b/>
                       <w:color w:val="003A70"/>
-                      <w:sz w:val="20"/>
-                      <w:szCs w:val="20"/>
+                      <w:sz w:val="21"/>
+                      <w:szCs w:val="21"/>
                     </w:rPr>
                     <w:t xml:space="preserve">c.</w:t>
                   </w:r>
@@ -905,8 +870,8 @@
                     <w:rPr>
                       <w:rFonts w:ascii="Avenir Next" w:hAnsi="Avenir Next" w:cs="Avenir Next" w:eastAsia="Avenir Next"/>
                       <w:color w:val="1A1A1A"/>
-                      <w:sz w:val="20"/>
-                      <w:szCs w:val="20"/>
+                      <w:sz w:val="21"/>
+                      <w:szCs w:val="21"/>
                     </w:rPr>
                     <w:tab/>
                   </w:r>
@@ -914,8 +879,8 @@
                     <w:rPr>
                       <w:rFonts w:ascii="Avenir Next" w:hAnsi="Avenir Next" w:cs="Avenir Next" w:eastAsia="Avenir Next"/>
                       <w:color w:val="1A1A1A"/>
-                      <w:sz w:val="20"/>
-                      <w:szCs w:val="20"/>
+                      <w:sz w:val="21"/>
+                      <w:szCs w:val="21"/>
                     </w:rPr>
                     <w:t xml:space="preserve">60% of 35 =</w:t>
                   </w:r>
@@ -923,8 +888,8 @@
                     <w:rPr>
                       <w:rFonts w:ascii="Avenir Next" w:hAnsi="Avenir Next" w:cs="Avenir Next" w:eastAsia="Avenir Next"/>
                       <w:color w:val="1A1A1A"/>
-                      <w:sz w:val="20"/>
-                      <w:szCs w:val="20"/>
+                      <w:sz w:val="21"/>
+                      <w:szCs w:val="21"/>
                     </w:rPr>
                     <w:t xml:space="preserve">  </w:t>
                   </w:r>
@@ -932,8 +897,8 @@
                     <w:rPr>
                       <w:rFonts w:ascii="Avenir Next" w:hAnsi="Avenir Next" w:cs="Avenir Next" w:eastAsia="Avenir Next"/>
                       <w:color w:val="1A1A1A"/>
-                      <w:sz w:val="20"/>
-                      <w:szCs w:val="20"/>
+                      <w:sz w:val="21"/>
+                      <w:szCs w:val="21"/>
                       <w:u w:val="single"/>
                     </w:rPr>
                     <w:t xml:space="preserve">        </w:t>
@@ -944,7 +909,7 @@
             <w:tr>
               <w:trPr>
                 <w:cantSplit/>
-                <w:trHeight w:val="448" w:hRule="atLeast"/>
+                <w:trHeight w:val="560" w:hRule="atLeast"/>
               </w:trPr>
               <w:tc>
                 <w:tcPr>
@@ -964,8 +929,8 @@
                       <w:rFonts w:ascii="Avenir Next" w:hAnsi="Avenir Next" w:cs="Avenir Next" w:eastAsia="Avenir Next"/>
                       <w:b/>
                       <w:color w:val="003A70"/>
-                      <w:sz w:val="20"/>
-                      <w:szCs w:val="20"/>
+                      <w:sz w:val="21"/>
+                      <w:szCs w:val="21"/>
                     </w:rPr>
                     <w:t xml:space="preserve">d.</w:t>
                   </w:r>
@@ -973,8 +938,8 @@
                     <w:rPr>
                       <w:rFonts w:ascii="Avenir Next" w:hAnsi="Avenir Next" w:cs="Avenir Next" w:eastAsia="Avenir Next"/>
                       <w:color w:val="1A1A1A"/>
-                      <w:sz w:val="20"/>
-                      <w:szCs w:val="20"/>
+                      <w:sz w:val="21"/>
+                      <w:szCs w:val="21"/>
                     </w:rPr>
                     <w:tab/>
                   </w:r>
@@ -982,8 +947,8 @@
                     <w:rPr>
                       <w:rFonts w:ascii="Avenir Next" w:hAnsi="Avenir Next" w:cs="Avenir Next" w:eastAsia="Avenir Next"/>
                       <w:color w:val="1A1A1A"/>
-                      <w:sz w:val="20"/>
-                      <w:szCs w:val="20"/>
+                      <w:sz w:val="21"/>
+                      <w:szCs w:val="21"/>
                     </w:rPr>
                     <w:t xml:space="preserve">5% of 140 =</w:t>
                   </w:r>
@@ -991,8 +956,8 @@
                     <w:rPr>
                       <w:rFonts w:ascii="Avenir Next" w:hAnsi="Avenir Next" w:cs="Avenir Next" w:eastAsia="Avenir Next"/>
                       <w:color w:val="1A1A1A"/>
-                      <w:sz w:val="20"/>
-                      <w:szCs w:val="20"/>
+                      <w:sz w:val="21"/>
+                      <w:szCs w:val="21"/>
                     </w:rPr>
                     <w:t xml:space="preserve">  </w:t>
                   </w:r>
@@ -1000,8 +965,8 @@
                     <w:rPr>
                       <w:rFonts w:ascii="Avenir Next" w:hAnsi="Avenir Next" w:cs="Avenir Next" w:eastAsia="Avenir Next"/>
                       <w:color w:val="1A1A1A"/>
-                      <w:sz w:val="20"/>
-                      <w:szCs w:val="20"/>
+                      <w:sz w:val="21"/>
+                      <w:szCs w:val="21"/>
                       <w:u w:val="single"/>
                     </w:rPr>
                     <w:t xml:space="preserve">        </w:t>
@@ -1026,8 +991,8 @@
                       <w:rFonts w:ascii="Avenir Next" w:hAnsi="Avenir Next" w:cs="Avenir Next" w:eastAsia="Avenir Next"/>
                       <w:b/>
                       <w:color w:val="003A70"/>
-                      <w:sz w:val="20"/>
-                      <w:szCs w:val="20"/>
+                      <w:sz w:val="21"/>
+                      <w:szCs w:val="21"/>
                     </w:rPr>
                     <w:t xml:space="preserve">e.</w:t>
                   </w:r>
@@ -1035,8 +1000,8 @@
                     <w:rPr>
                       <w:rFonts w:ascii="Avenir Next" w:hAnsi="Avenir Next" w:cs="Avenir Next" w:eastAsia="Avenir Next"/>
                       <w:color w:val="1A1A1A"/>
-                      <w:sz w:val="20"/>
-                      <w:szCs w:val="20"/>
+                      <w:sz w:val="21"/>
+                      <w:szCs w:val="21"/>
                     </w:rPr>
                     <w:tab/>
                   </w:r>
@@ -1044,8 +1009,8 @@
                     <w:rPr>
                       <w:rFonts w:ascii="Avenir Next" w:hAnsi="Avenir Next" w:cs="Avenir Next" w:eastAsia="Avenir Next"/>
                       <w:color w:val="1A1A1A"/>
-                      <w:sz w:val="20"/>
-                      <w:szCs w:val="20"/>
+                      <w:sz w:val="21"/>
+                      <w:szCs w:val="21"/>
                     </w:rPr>
                     <w:t xml:space="preserve">80% of 55 =</w:t>
                   </w:r>
@@ -1053,8 +1018,8 @@
                     <w:rPr>
                       <w:rFonts w:ascii="Avenir Next" w:hAnsi="Avenir Next" w:cs="Avenir Next" w:eastAsia="Avenir Next"/>
                       <w:color w:val="1A1A1A"/>
-                      <w:sz w:val="20"/>
-                      <w:szCs w:val="20"/>
+                      <w:sz w:val="21"/>
+                      <w:szCs w:val="21"/>
                     </w:rPr>
                     <w:t xml:space="preserve">  </w:t>
                   </w:r>
@@ -1062,8 +1027,8 @@
                     <w:rPr>
                       <w:rFonts w:ascii="Avenir Next" w:hAnsi="Avenir Next" w:cs="Avenir Next" w:eastAsia="Avenir Next"/>
                       <w:color w:val="1A1A1A"/>
-                      <w:sz w:val="20"/>
-                      <w:szCs w:val="20"/>
+                      <w:sz w:val="21"/>
+                      <w:szCs w:val="21"/>
                       <w:u w:val="single"/>
                     </w:rPr>
                     <w:t xml:space="preserve">        </w:t>
@@ -1088,8 +1053,8 @@
                       <w:rFonts w:ascii="Avenir Next" w:hAnsi="Avenir Next" w:cs="Avenir Next" w:eastAsia="Avenir Next"/>
                       <w:b/>
                       <w:color w:val="003A70"/>
-                      <w:sz w:val="20"/>
-                      <w:szCs w:val="20"/>
+                      <w:sz w:val="21"/>
+                      <w:szCs w:val="21"/>
                     </w:rPr>
                     <w:t xml:space="preserve">f.</w:t>
                   </w:r>
@@ -1097,8 +1062,8 @@
                     <w:rPr>
                       <w:rFonts w:ascii="Avenir Next" w:hAnsi="Avenir Next" w:cs="Avenir Next" w:eastAsia="Avenir Next"/>
                       <w:color w:val="1A1A1A"/>
-                      <w:sz w:val="20"/>
-                      <w:szCs w:val="20"/>
+                      <w:sz w:val="21"/>
+                      <w:szCs w:val="21"/>
                     </w:rPr>
                     <w:tab/>
                   </w:r>
@@ -1106,8 +1071,8 @@
                     <w:rPr>
                       <w:rFonts w:ascii="Avenir Next" w:hAnsi="Avenir Next" w:cs="Avenir Next" w:eastAsia="Avenir Next"/>
                       <w:color w:val="1A1A1A"/>
-                      <w:sz w:val="20"/>
-                      <w:szCs w:val="20"/>
+                      <w:sz w:val="21"/>
+                      <w:szCs w:val="21"/>
                     </w:rPr>
                     <w:t xml:space="preserve">12% of 300 =</w:t>
                   </w:r>
@@ -1115,8 +1080,8 @@
                     <w:rPr>
                       <w:rFonts w:ascii="Avenir Next" w:hAnsi="Avenir Next" w:cs="Avenir Next" w:eastAsia="Avenir Next"/>
                       <w:color w:val="1A1A1A"/>
-                      <w:sz w:val="20"/>
-                      <w:szCs w:val="20"/>
+                      <w:sz w:val="21"/>
+                      <w:szCs w:val="21"/>
                     </w:rPr>
                     <w:t xml:space="preserve">  </w:t>
                   </w:r>
@@ -1124,8 +1089,8 @@
                     <w:rPr>
                       <w:rFonts w:ascii="Avenir Next" w:hAnsi="Avenir Next" w:cs="Avenir Next" w:eastAsia="Avenir Next"/>
                       <w:color w:val="1A1A1A"/>
-                      <w:sz w:val="20"/>
-                      <w:szCs w:val="20"/>
+                      <w:sz w:val="21"/>
+                      <w:szCs w:val="21"/>
                       <w:u w:val="single"/>
                     </w:rPr>
                     <w:t xml:space="preserve">        </w:t>
@@ -1199,8 +1164,8 @@
                 <w:rFonts w:ascii="Avenir Next" w:hAnsi="Avenir Next" w:cs="Avenir Next" w:eastAsia="Avenir Next"/>
                 <w:b/>
                 <w:color w:val="1A1A1A"/>
-                <w:sz w:val="20"/>
-                <w:szCs w:val="20"/>
+                <w:sz w:val="21"/>
+                <w:szCs w:val="21"/>
               </w:rPr>
               <w:t xml:space="preserve">2.</w:t>
             </w:r>
@@ -1208,8 +1173,8 @@
               <w:rPr>
                 <w:rFonts w:ascii="Avenir Next" w:hAnsi="Avenir Next" w:cs="Avenir Next" w:eastAsia="Avenir Next"/>
                 <w:color w:val="1A1A1A"/>
-                <w:sz w:val="20"/>
-                <w:szCs w:val="20"/>
+                <w:sz w:val="21"/>
+                <w:szCs w:val="21"/>
               </w:rPr>
               <w:tab/>
             </w:r>
@@ -1218,8 +1183,8 @@
                 <w:rFonts w:ascii="Avenir Next" w:hAnsi="Avenir Next" w:cs="Avenir Next" w:eastAsia="Avenir Next"/>
                 <w:b/>
                 <w:color w:val="1A1A1A"/>
-                <w:sz w:val="20"/>
-                <w:szCs w:val="20"/>
+                <w:sz w:val="21"/>
+                <w:szCs w:val="21"/>
               </w:rPr>
               <w:t xml:space="preserve">Drink Vote.  </w:t>
             </w:r>
@@ -1227,37 +1192,10 @@
               <w:rPr>
                 <w:rFonts w:ascii="Avenir Next" w:hAnsi="Avenir Next" w:cs="Avenir Next" w:eastAsia="Avenir Next"/>
                 <w:color w:val="1A1A1A"/>
-                <w:sz w:val="20"/>
-                <w:szCs w:val="20"/>
-              </w:rPr>
-              <w:t xml:space="preserve">200 students voted for a new cafeteria drink. 30% chose milk, 55% chose water, and the rest chose juice. Complete the table. Check that the students add to 200.</w:t>
-            </w:r>
-          </w:p>
-          <w:p>
-            <w:pPr>
-              <w:keepNext/>
-              <w:spacing w:before="0" w:after="40" w:line="252" w:lineRule="auto"/>
-              <w:ind w:left="432"/>
-            </w:pPr>
-            <w:r>
-              <w:rPr>
-                <w:rFonts w:ascii="Avenir Next" w:hAnsi="Avenir Next" w:cs="Avenir Next" w:eastAsia="Avenir Next"/>
-                <w:b/>
-                <w:color w:val="003A70"/>
-                <w:sz w:val="17"/>
-                <w:szCs w:val="17"/>
-              </w:rPr>
-              <w:t xml:space="preserve">Hint  </w:t>
-            </w:r>
-            <w:r>
-              <w:rPr>
-                <w:rFonts w:ascii="Avenir Next" w:hAnsi="Avenir Next" w:cs="Avenir Next" w:eastAsia="Avenir Next"/>
-                <w:i/>
-                <w:color w:val="5A5F66"/>
-                <w:sz w:val="17"/>
-                <w:szCs w:val="17"/>
-              </w:rPr>
-              <w:t xml:space="preserve">Juice is the rest: 100% − 30% − 55%.</w:t>
+                <w:sz w:val="21"/>
+                <w:szCs w:val="21"/>
+              </w:rPr>
+              <w:t xml:space="preserve">200 students voted: 30% milk, 55% water, and the rest juice. Fill in the table.</w:t>
             </w:r>
           </w:p>
           <w:tbl>
@@ -1659,8 +1597,8 @@
                 <w:rFonts w:ascii="Avenir Next" w:hAnsi="Avenir Next" w:cs="Avenir Next" w:eastAsia="Avenir Next"/>
                 <w:b/>
                 <w:color w:val="1A1A1A"/>
-                <w:sz w:val="20"/>
-                <w:szCs w:val="20"/>
+                <w:sz w:val="21"/>
+                <w:szCs w:val="21"/>
               </w:rPr>
               <w:t xml:space="preserve">3.</w:t>
             </w:r>
@@ -1668,8 +1606,8 @@
               <w:rPr>
                 <w:rFonts w:ascii="Avenir Next" w:hAnsi="Avenir Next" w:cs="Avenir Next" w:eastAsia="Avenir Next"/>
                 <w:color w:val="1A1A1A"/>
-                <w:sz w:val="20"/>
-                <w:szCs w:val="20"/>
+                <w:sz w:val="21"/>
+                <w:szCs w:val="21"/>
               </w:rPr>
               <w:tab/>
             </w:r>
@@ -1678,8 +1616,8 @@
                 <w:rFonts w:ascii="Avenir Next" w:hAnsi="Avenir Next" w:cs="Avenir Next" w:eastAsia="Avenir Next"/>
                 <w:b/>
                 <w:color w:val="1A1A1A"/>
-                <w:sz w:val="20"/>
-                <w:szCs w:val="20"/>
+                <w:sz w:val="21"/>
+                <w:szCs w:val="21"/>
               </w:rPr>
               <w:t xml:space="preserve">Music Playlist.  </w:t>
             </w:r>
@@ -1687,10 +1625,50 @@
               <w:rPr>
                 <w:rFonts w:ascii="Avenir Next" w:hAnsi="Avenir Next" w:cs="Avenir Next" w:eastAsia="Avenir Next"/>
                 <w:color w:val="1A1A1A"/>
-                <w:sz w:val="20"/>
-                <w:szCs w:val="20"/>
-              </w:rPr>
-              <w:t xml:space="preserve">A playlist has 80 songs. 25% are new. How many songs are new?</w:t>
+                <w:sz w:val="21"/>
+                <w:szCs w:val="21"/>
+              </w:rPr>
+              <w:t xml:space="preserve">80 songs; 25% are new. Fill in the bar. How many are new?</w:t>
+            </w:r>
+          </w:p>
+          <w:p>
+            <w:pPr>
+              <w:keepNext/>
+              <w:spacing w:before="40" w:after="60" w:line="264" w:lineRule="auto"/>
+              <w:jc w:val="center"/>
+            </w:pPr>
+            <w:r>
+              <w:drawing>
+                <wp:inline distT="0" distB="0" distL="0" distR="0">
+                  <wp:extent cx="2486660" cy="787442"/>
+                  <wp:docPr id="1" name="Figure 1"/>
+                  <a:graphic xmlns:a="http://schemas.openxmlformats.org/drawingml/2006/main">
+                    <a:graphicData uri="http://schemas.openxmlformats.org/drawingml/2006/picture">
+                      <pic:pic xmlns:pic="http://schemas.openxmlformats.org/drawingml/2006/picture">
+                        <pic:nvPicPr>
+                          <pic:cNvPr id="1" name="image1.png"/>
+                          <pic:cNvPicPr/>
+                        </pic:nvPicPr>
+                        <pic:blipFill>
+                          <a:blip r:embed="rIdImg1"/>
+                          <a:stretch>
+                            <a:fillRect/>
+                          </a:stretch>
+                        </pic:blipFill>
+                        <pic:spPr>
+                          <a:xfrm>
+                            <a:off x="0" y="0"/>
+                            <a:ext cx="2486660" cy="787442"/>
+                          </a:xfrm>
+                          <a:prstGeom prst="rect">
+                            <a:avLst/>
+                          </a:prstGeom>
+                        </pic:spPr>
+                      </pic:pic>
+                    </a:graphicData>
+                  </a:graphic>
+                </wp:inline>
+              </w:drawing>
             </w:r>
           </w:p>
           <w:p>
@@ -1750,8 +1728,8 @@
                 <w:rFonts w:ascii="Avenir Next" w:hAnsi="Avenir Next" w:cs="Avenir Next" w:eastAsia="Avenir Next"/>
                 <w:b/>
                 <w:color w:val="1A1A1A"/>
-                <w:sz w:val="20"/>
-                <w:szCs w:val="20"/>
+                <w:sz w:val="21"/>
+                <w:szCs w:val="21"/>
               </w:rPr>
               <w:t xml:space="preserve">4.</w:t>
             </w:r>
@@ -1759,8 +1737,8 @@
               <w:rPr>
                 <w:rFonts w:ascii="Avenir Next" w:hAnsi="Avenir Next" w:cs="Avenir Next" w:eastAsia="Avenir Next"/>
                 <w:color w:val="1A1A1A"/>
-                <w:sz w:val="20"/>
-                <w:szCs w:val="20"/>
+                <w:sz w:val="21"/>
+                <w:szCs w:val="21"/>
               </w:rPr>
               <w:tab/>
             </w:r>
@@ -1769,8 +1747,8 @@
                 <w:rFonts w:ascii="Avenir Next" w:hAnsi="Avenir Next" w:cs="Avenir Next" w:eastAsia="Avenir Next"/>
                 <w:b/>
                 <w:color w:val="1A1A1A"/>
-                <w:sz w:val="20"/>
-                <w:szCs w:val="20"/>
+                <w:sz w:val="21"/>
+                <w:szCs w:val="21"/>
               </w:rPr>
               <w:t xml:space="preserve">Pizza Orders.  </w:t>
             </w:r>
@@ -1778,10 +1756,10 @@
               <w:rPr>
                 <w:rFonts w:ascii="Avenir Next" w:hAnsi="Avenir Next" w:cs="Avenir Next" w:eastAsia="Avenir Next"/>
                 <w:color w:val="1A1A1A"/>
-                <w:sz w:val="20"/>
-                <w:szCs w:val="20"/>
-              </w:rPr>
-              <w:t xml:space="preserve">A shop sold 160 pizzas. 35% were cheese. How many were cheese?</w:t>
+                <w:sz w:val="21"/>
+                <w:szCs w:val="21"/>
+              </w:rPr>
+              <w:t xml:space="preserve">160 pizzas sold; 35% were cheese. How many were cheese?</w:t>
             </w:r>
           </w:p>
           <w:p>
@@ -1795,8 +1773,8 @@
                 <w:rFonts w:ascii="Avenir Next" w:hAnsi="Avenir Next" w:cs="Avenir Next" w:eastAsia="Avenir Next"/>
                 <w:b/>
                 <w:color w:val="003A70"/>
-                <w:sz w:val="17"/>
-                <w:szCs w:val="17"/>
+                <w:sz w:val="18"/>
+                <w:szCs w:val="18"/>
               </w:rPr>
               <w:t xml:space="preserve">Hint  </w:t>
             </w:r>
@@ -1805,12 +1783,172 @@
                 <w:rFonts w:ascii="Avenir Next" w:hAnsi="Avenir Next" w:cs="Avenir Next" w:eastAsia="Avenir Next"/>
                 <w:i/>
                 <w:color w:val="5A5F66"/>
-                <w:sz w:val="17"/>
-                <w:szCs w:val="17"/>
-              </w:rPr>
-              <w:t xml:space="preserve">35% = 0.35.</w:t>
-            </w:r>
-          </w:p>
+                <w:sz w:val="18"/>
+                <w:szCs w:val="18"/>
+              </w:rPr>
+              <w:t xml:space="preserve">Multiply both numbers by 0.35.</w:t>
+            </w:r>
+          </w:p>
+          <w:tbl>
+            <w:tblPr>
+              <w:tblInd w:w="432" w:type="dxa"/>
+              <w:tblW w:w="4060" w:type="dxa"/>
+              <w:jc w:val="left"/>
+              <w:tblBorders>
+                <w:top w:val="single" w:sz="4" w:space="0" w:color="000000"/>
+                <w:left w:val="single" w:sz="4" w:space="0" w:color="000000"/>
+                <w:bottom w:val="single" w:sz="4" w:space="0" w:color="000000"/>
+                <w:right w:val="single" w:sz="4" w:space="0" w:color="000000"/>
+                <w:insideH w:val="single" w:sz="4" w:space="0" w:color="000000"/>
+                <w:insideV w:val="single" w:sz="4" w:space="0" w:color="000000"/>
+              </w:tblBorders>
+              <w:tblLayout w:type="fixed"/>
+              <w:tblCellMar>
+                <w:top w:w="50" w:type="dxa"/>
+                <w:left w:w="100" w:type="dxa"/>
+                <w:bottom w:w="50" w:type="dxa"/>
+                <w:right w:w="100" w:type="dxa"/>
+              </w:tblCellMar>
+              <w:tblLook w:val="0000" w:firstRow="0" w:lastRow="0" w:firstColumn="0" w:lastColumn="0" w:noHBand="1" w:noVBand="1"/>
+            </w:tblPr>
+            <w:tblGrid>
+              <w:gridCol w:w="2030"/>
+              <w:gridCol w:w="1015"/>
+              <w:gridCol w:w="1015"/>
+            </w:tblGrid>
+            <w:tr>
+              <w:trPr>
+                <w:cantSplit/>
+                <w:trHeight w:val="400" w:hRule="atLeast"/>
+              </w:trPr>
+              <w:tc>
+                <w:tcPr>
+                  <w:tcW w:w="2030" w:type="dxa"/>
+                  <w:shd w:val="clear" w:color="auto" w:fill="F2F4F6"/>
+                  <w:vAlign w:val="center"/>
+                </w:tcPr>
+                <w:p>
+                  <w:pPr>
+                    <w:spacing w:before="0" w:after="0" w:line="240" w:lineRule="auto"/>
+                    <w:jc w:val="left"/>
+                  </w:pPr>
+                  <w:r>
+                    <w:rPr>
+                      <w:rFonts w:ascii="Avenir Next" w:hAnsi="Avenir Next" w:cs="Avenir Next" w:eastAsia="Avenir Next"/>
+                      <w:b/>
+                      <w:color w:val="1A1A1A"/>
+                      <w:sz w:val="19"/>
+                      <w:szCs w:val="19"/>
+                    </w:rPr>
+                    <w:t xml:space="preserve">Percent</w:t>
+                  </w:r>
+                </w:p>
+              </w:tc>
+              <w:tc>
+                <w:tcPr>
+                  <w:tcW w:w="1015" w:type="dxa"/>
+                  <w:vAlign w:val="center"/>
+                </w:tcPr>
+                <w:p>
+                  <w:pPr>
+                    <w:spacing w:before="0" w:after="0" w:line="240" w:lineRule="auto"/>
+                    <w:jc w:val="center"/>
+                  </w:pPr>
+                  <w:r>
+                    <w:rPr>
+                      <w:rFonts w:ascii="Avenir Next" w:hAnsi="Avenir Next" w:cs="Avenir Next" w:eastAsia="Avenir Next"/>
+                      <w:color w:val="1A1A1A"/>
+                      <w:sz w:val="19"/>
+                      <w:szCs w:val="19"/>
+                    </w:rPr>
+                    <w:t xml:space="preserve">100%</w:t>
+                  </w:r>
+                </w:p>
+              </w:tc>
+              <w:tc>
+                <w:tcPr>
+                  <w:tcW w:w="1015" w:type="dxa"/>
+                  <w:vAlign w:val="center"/>
+                </w:tcPr>
+                <w:p>
+                  <w:pPr>
+                    <w:spacing w:before="0" w:after="0" w:line="240" w:lineRule="auto"/>
+                    <w:jc w:val="center"/>
+                  </w:pPr>
+                  <w:r>
+                    <w:rPr>
+                      <w:rFonts w:ascii="Avenir Next" w:hAnsi="Avenir Next" w:cs="Avenir Next" w:eastAsia="Avenir Next"/>
+                      <w:color w:val="1A1A1A"/>
+                      <w:sz w:val="19"/>
+                      <w:szCs w:val="19"/>
+                    </w:rPr>
+                    <w:t xml:space="preserve">35%</w:t>
+                  </w:r>
+                </w:p>
+              </w:tc>
+            </w:tr>
+            <w:tr>
+              <w:trPr>
+                <w:cantSplit/>
+                <w:trHeight w:val="400" w:hRule="atLeast"/>
+              </w:trPr>
+              <w:tc>
+                <w:tcPr>
+                  <w:tcW w:w="2030" w:type="dxa"/>
+                  <w:shd w:val="clear" w:color="auto" w:fill="F2F4F6"/>
+                  <w:vAlign w:val="center"/>
+                </w:tcPr>
+                <w:p>
+                  <w:pPr>
+                    <w:spacing w:before="0" w:after="0" w:line="240" w:lineRule="auto"/>
+                    <w:jc w:val="left"/>
+                  </w:pPr>
+                  <w:r>
+                    <w:rPr>
+                      <w:rFonts w:ascii="Avenir Next" w:hAnsi="Avenir Next" w:cs="Avenir Next" w:eastAsia="Avenir Next"/>
+                      <w:b/>
+                      <w:color w:val="1A1A1A"/>
+                      <w:sz w:val="19"/>
+                      <w:szCs w:val="19"/>
+                    </w:rPr>
+                    <w:t xml:space="preserve">Pizzas</w:t>
+                  </w:r>
+                </w:p>
+              </w:tc>
+              <w:tc>
+                <w:tcPr>
+                  <w:tcW w:w="1015" w:type="dxa"/>
+                  <w:vAlign w:val="center"/>
+                </w:tcPr>
+                <w:p>
+                  <w:pPr>
+                    <w:spacing w:before="0" w:after="0" w:line="240" w:lineRule="auto"/>
+                    <w:jc w:val="center"/>
+                  </w:pPr>
+                  <w:r>
+                    <w:rPr>
+                      <w:rFonts w:ascii="Avenir Next" w:hAnsi="Avenir Next" w:cs="Avenir Next" w:eastAsia="Avenir Next"/>
+                      <w:color w:val="1A1A1A"/>
+                      <w:sz w:val="19"/>
+                      <w:szCs w:val="19"/>
+                    </w:rPr>
+                    <w:t xml:space="preserve">160</w:t>
+                  </w:r>
+                </w:p>
+              </w:tc>
+              <w:tc>
+                <w:tcPr>
+                  <w:tcW w:w="1015" w:type="dxa"/>
+                  <w:vAlign w:val="center"/>
+                </w:tcPr>
+                <w:p>
+                  <w:pPr>
+                    <w:spacing w:before="0" w:after="0" w:line="240" w:lineRule="auto"/>
+                  </w:pPr>
+                </w:p>
+              </w:tc>
+            </w:tr>
+          </w:tbl>
           <w:p>
             <w:pPr>
               <w:tabs>
@@ -1846,6 +1984,436 @@
                 <w:szCs w:val="18"/>
               </w:rPr>
               <w:t xml:space="preserve">  pizzas</w:t>
+            </w:r>
+          </w:p>
+        </w:tc>
+      </w:tr>
+    </w:tbl>
+    <w:p>
+      <w:pPr>
+        <w:spacing w:before="0" w:after="0" w:line="20" w:lineRule="exact"/>
+      </w:pPr>
+    </w:p>
+    <w:p>
+      <w:pPr>
+        <w:spacing w:before="0" w:after="0" w:line="20" w:lineRule="exact"/>
+      </w:pPr>
+    </w:p>
+    <w:tbl>
+      <w:tblPr>
+        <w:tblW w:w="9504" w:type="dxa"/>
+        <w:jc w:val="left"/>
+        <w:tblBorders>
+          <w:top w:val="nil"/>
+          <w:left w:val="nil"/>
+          <w:bottom w:val="nil"/>
+          <w:right w:val="nil"/>
+          <w:insideH w:val="nil"/>
+          <w:insideV w:val="nil"/>
+        </w:tblBorders>
+        <w:tblLayout w:type="fixed"/>
+        <w:tblCellMar>
+          <w:top w:w="0" w:type="dxa"/>
+          <w:left w:w="0" w:type="dxa"/>
+          <w:bottom w:w="0" w:type="dxa"/>
+          <w:right w:w="260" w:type="dxa"/>
+        </w:tblCellMar>
+        <w:tblLook w:val="0000" w:firstRow="0" w:lastRow="0" w:firstColumn="0" w:lastColumn="0" w:noHBand="1" w:noVBand="1"/>
+      </w:tblPr>
+      <w:tblGrid>
+        <w:gridCol w:w="4752"/>
+        <w:gridCol w:w="4752"/>
+      </w:tblGrid>
+      <w:tr>
+        <w:trPr>
+          <w:cantSplit/>
+        </w:trPr>
+        <w:tc>
+          <w:tcPr>
+            <w:tcW w:w="4752" w:type="dxa"/>
+            <w:vAlign w:val="top"/>
+          </w:tcPr>
+          <w:p>
+            <w:pPr>
+              <w:keepNext/>
+              <w:tabs>
+                <w:tab w:val="left" w:pos="432"/>
+              </w:tabs>
+              <w:spacing w:before="90" w:after="40" w:line="268" w:lineRule="auto"/>
+              <w:ind w:left="432" w:hanging="432"/>
+            </w:pPr>
+            <w:r>
+              <w:rPr>
+                <w:rFonts w:ascii="Avenir Next" w:hAnsi="Avenir Next" w:cs="Avenir Next" w:eastAsia="Avenir Next"/>
+                <w:b/>
+                <w:color w:val="1A1A1A"/>
+                <w:sz w:val="21"/>
+                <w:szCs w:val="21"/>
+              </w:rPr>
+              <w:t xml:space="preserve">5.</w:t>
+            </w:r>
+            <w:r>
+              <w:rPr>
+                <w:rFonts w:ascii="Avenir Next" w:hAnsi="Avenir Next" w:cs="Avenir Next" w:eastAsia="Avenir Next"/>
+                <w:color w:val="1A1A1A"/>
+                <w:sz w:val="21"/>
+                <w:szCs w:val="21"/>
+              </w:rPr>
+              <w:tab/>
+            </w:r>
+            <w:r>
+              <w:rPr>
+                <w:rFonts w:ascii="Avenir Next" w:hAnsi="Avenir Next" w:cs="Avenir Next" w:eastAsia="Avenir Next"/>
+                <w:b/>
+                <w:color w:val="1A1A1A"/>
+                <w:sz w:val="21"/>
+                <w:szCs w:val="21"/>
+              </w:rPr>
+              <w:t xml:space="preserve">Book Pages.  </w:t>
+            </w:r>
+            <w:r>
+              <w:rPr>
+                <w:rFonts w:ascii="Avenir Next" w:hAnsi="Avenir Next" w:cs="Avenir Next" w:eastAsia="Avenir Next"/>
+                <w:color w:val="1A1A1A"/>
+                <w:sz w:val="21"/>
+                <w:szCs w:val="21"/>
+              </w:rPr>
+              <w:t xml:space="preserve">A book has 320 pages. Lena has read 65% of it.</w:t>
+            </w:r>
+          </w:p>
+          <w:p>
+            <w:pPr>
+              <w:keepNext/>
+              <w:tabs>
+                <w:tab w:val="left" w:pos="772"/>
+              </w:tabs>
+              <w:spacing w:before="0" w:after="60" w:line="276" w:lineRule="auto"/>
+              <w:ind w:left="772" w:hanging="340"/>
+            </w:pPr>
+            <w:r>
+              <w:rPr>
+                <w:rFonts w:ascii="Avenir Next" w:hAnsi="Avenir Next" w:cs="Avenir Next" w:eastAsia="Avenir Next"/>
+                <w:b/>
+                <w:color w:val="003A70"/>
+                <w:sz w:val="21"/>
+                <w:szCs w:val="21"/>
+              </w:rPr>
+              <w:t xml:space="preserve">a.</w:t>
+            </w:r>
+            <w:r>
+              <w:rPr>
+                <w:rFonts w:ascii="Avenir Next" w:hAnsi="Avenir Next" w:cs="Avenir Next" w:eastAsia="Avenir Next"/>
+                <w:color w:val="1A1A1A"/>
+                <w:sz w:val="21"/>
+                <w:szCs w:val="21"/>
+              </w:rPr>
+              <w:tab/>
+            </w:r>
+            <w:r>
+              <w:rPr>
+                <w:rFonts w:ascii="Avenir Next" w:hAnsi="Avenir Next" w:cs="Avenir Next" w:eastAsia="Avenir Next"/>
+                <w:color w:val="1A1A1A"/>
+                <w:sz w:val="21"/>
+                <w:szCs w:val="21"/>
+              </w:rPr>
+              <w:t xml:space="preserve">Pages she has read</w:t>
+            </w:r>
+            <w:r>
+              <w:rPr>
+                <w:rFonts w:ascii="Avenir Next" w:hAnsi="Avenir Next" w:cs="Avenir Next" w:eastAsia="Avenir Next"/>
+                <w:color w:val="1A1A1A"/>
+                <w:sz w:val="21"/>
+                <w:szCs w:val="21"/>
+              </w:rPr>
+              <w:t xml:space="preserve">  </w:t>
+            </w:r>
+            <w:r>
+              <w:rPr>
+                <w:rFonts w:ascii="Avenir Next" w:hAnsi="Avenir Next" w:cs="Avenir Next" w:eastAsia="Avenir Next"/>
+                <w:color w:val="1A1A1A"/>
+                <w:sz w:val="21"/>
+                <w:szCs w:val="21"/>
+                <w:u w:val="single"/>
+              </w:rPr>
+              <w:t xml:space="preserve">                </w:t>
+            </w:r>
+            <w:r>
+              <w:rPr>
+                <w:rFonts w:ascii="Avenir Next" w:hAnsi="Avenir Next" w:cs="Avenir Next" w:eastAsia="Avenir Next"/>
+                <w:color w:val="1A1A1A"/>
+                <w:sz w:val="21"/>
+                <w:szCs w:val="21"/>
+              </w:rPr>
+              <w:t xml:space="preserve"> pages</w:t>
+            </w:r>
+          </w:p>
+          <w:p>
+            <w:pPr>
+              <w:keepNext/>
+              <w:tabs>
+                <w:tab w:val="left" w:pos="772"/>
+              </w:tabs>
+              <w:spacing w:before="0" w:after="60" w:line="276" w:lineRule="auto"/>
+              <w:ind w:left="772" w:hanging="340"/>
+            </w:pPr>
+            <w:r>
+              <w:rPr>
+                <w:rFonts w:ascii="Avenir Next" w:hAnsi="Avenir Next" w:cs="Avenir Next" w:eastAsia="Avenir Next"/>
+                <w:b/>
+                <w:color w:val="003A70"/>
+                <w:sz w:val="21"/>
+                <w:szCs w:val="21"/>
+              </w:rPr>
+              <w:t xml:space="preserve">b.</w:t>
+            </w:r>
+            <w:r>
+              <w:rPr>
+                <w:rFonts w:ascii="Avenir Next" w:hAnsi="Avenir Next" w:cs="Avenir Next" w:eastAsia="Avenir Next"/>
+                <w:color w:val="1A1A1A"/>
+                <w:sz w:val="21"/>
+                <w:szCs w:val="21"/>
+              </w:rPr>
+              <w:tab/>
+            </w:r>
+            <w:r>
+              <w:rPr>
+                <w:rFonts w:ascii="Avenir Next" w:hAnsi="Avenir Next" w:cs="Avenir Next" w:eastAsia="Avenir Next"/>
+                <w:color w:val="1A1A1A"/>
+                <w:sz w:val="21"/>
+                <w:szCs w:val="21"/>
+              </w:rPr>
+              <w:t xml:space="preserve">Pages still left</w:t>
+            </w:r>
+            <w:r>
+              <w:rPr>
+                <w:rFonts w:ascii="Avenir Next" w:hAnsi="Avenir Next" w:cs="Avenir Next" w:eastAsia="Avenir Next"/>
+                <w:color w:val="1A1A1A"/>
+                <w:sz w:val="21"/>
+                <w:szCs w:val="21"/>
+              </w:rPr>
+              <w:t xml:space="preserve">  </w:t>
+            </w:r>
+            <w:r>
+              <w:rPr>
+                <w:rFonts w:ascii="Avenir Next" w:hAnsi="Avenir Next" w:cs="Avenir Next" w:eastAsia="Avenir Next"/>
+                <w:color w:val="1A1A1A"/>
+                <w:sz w:val="21"/>
+                <w:szCs w:val="21"/>
+                <w:u w:val="single"/>
+              </w:rPr>
+              <w:t xml:space="preserve">                </w:t>
+            </w:r>
+            <w:r>
+              <w:rPr>
+                <w:rFonts w:ascii="Avenir Next" w:hAnsi="Avenir Next" w:cs="Avenir Next" w:eastAsia="Avenir Next"/>
+                <w:color w:val="1A1A1A"/>
+                <w:sz w:val="21"/>
+                <w:szCs w:val="21"/>
+              </w:rPr>
+              <w:t xml:space="preserve"> pages</w:t>
+            </w:r>
+          </w:p>
+          <w:p>
+            <w:pPr>
+              <w:spacing w:before="0" w:after="0" w:line="60" w:lineRule="auto"/>
+            </w:pPr>
+          </w:p>
+          <w:tbl>
+            <w:tblPr>
+              <w:tblInd w:w="432" w:type="dxa"/>
+              <w:tblW w:w="4060" w:type="dxa"/>
+              <w:jc w:val="left"/>
+              <w:tblBorders>
+                <w:top w:val="single" w:sz="4" w:space="0" w:color="8A9099"/>
+                <w:left w:val="single" w:sz="4" w:space="0" w:color="8A9099"/>
+                <w:bottom w:val="single" w:sz="4" w:space="0" w:color="8A9099"/>
+                <w:right w:val="single" w:sz="4" w:space="0" w:color="8A9099"/>
+                <w:insideH w:val="nil"/>
+                <w:insideV w:val="nil"/>
+              </w:tblBorders>
+              <w:tblLayout w:type="fixed"/>
+              <w:tblCellMar>
+                <w:top w:w="50" w:type="dxa"/>
+                <w:left w:w="100" w:type="dxa"/>
+                <w:bottom w:w="50" w:type="dxa"/>
+                <w:right w:w="100" w:type="dxa"/>
+              </w:tblCellMar>
+              <w:tblLook w:val="0000" w:firstRow="0" w:lastRow="0" w:firstColumn="0" w:lastColumn="0" w:noHBand="1" w:noVBand="1"/>
+            </w:tblPr>
+            <w:tblGrid>
+              <w:gridCol w:w="4060"/>
+            </w:tblGrid>
+            <w:tr>
+              <w:trPr>
+                <w:cantSplit/>
+                <w:trHeight w:val="1000" w:hRule="atLeast"/>
+              </w:trPr>
+              <w:tc>
+                <w:tcPr>
+                  <w:tcW w:w="4060" w:type="dxa"/>
+                  <w:vAlign w:val="top"/>
+                </w:tcPr>
+                <w:p>
+                  <w:pPr>
+                    <w:spacing w:before="0" w:after="0" w:line="240" w:lineRule="auto"/>
+                  </w:pPr>
+                  <w:r>
+                    <w:rPr>
+                      <w:rFonts w:ascii="Avenir Next" w:hAnsi="Avenir Next" w:cs="Avenir Next" w:eastAsia="Avenir Next"/>
+                      <w:i/>
+                      <w:color w:val="8A9099"/>
+                      <w:sz w:val="14"/>
+                      <w:szCs w:val="14"/>
+                    </w:rPr>
+                    <w:t xml:space="preserve">Show your work.</w:t>
+                  </w:r>
+                </w:p>
+              </w:tc>
+            </w:tr>
+          </w:tbl>
+          <w:p>
+            <w:pPr>
+              <w:spacing w:before="0" w:after="0" w:line="24" w:lineRule="auto"/>
+            </w:pPr>
+          </w:p>
+        </w:tc>
+        <w:tc>
+          <w:tcPr>
+            <w:tcW w:w="4752" w:type="dxa"/>
+            <w:vAlign w:val="top"/>
+          </w:tcPr>
+          <w:p>
+            <w:pPr>
+              <w:keepNext/>
+              <w:tabs>
+                <w:tab w:val="left" w:pos="432"/>
+              </w:tabs>
+              <w:spacing w:before="90" w:after="40" w:line="268" w:lineRule="auto"/>
+              <w:ind w:left="432" w:hanging="432"/>
+            </w:pPr>
+            <w:r>
+              <w:rPr>
+                <w:rFonts w:ascii="Avenir Next" w:hAnsi="Avenir Next" w:cs="Avenir Next" w:eastAsia="Avenir Next"/>
+                <w:b/>
+                <w:color w:val="1A1A1A"/>
+                <w:sz w:val="21"/>
+                <w:szCs w:val="21"/>
+              </w:rPr>
+              <w:t xml:space="preserve">6.</w:t>
+            </w:r>
+            <w:r>
+              <w:rPr>
+                <w:rFonts w:ascii="Avenir Next" w:hAnsi="Avenir Next" w:cs="Avenir Next" w:eastAsia="Avenir Next"/>
+                <w:color w:val="1A1A1A"/>
+                <w:sz w:val="21"/>
+                <w:szCs w:val="21"/>
+              </w:rPr>
+              <w:tab/>
+            </w:r>
+            <w:r>
+              <w:rPr>
+                <w:rFonts w:ascii="Avenir Next" w:hAnsi="Avenir Next" w:cs="Avenir Next" w:eastAsia="Avenir Next"/>
+                <w:b/>
+                <w:color w:val="1A1A1A"/>
+                <w:sz w:val="21"/>
+                <w:szCs w:val="21"/>
+              </w:rPr>
+              <w:t xml:space="preserve">Discount Claim.  </w:t>
+            </w:r>
+            <w:r>
+              <w:rPr>
+                <w:rFonts w:ascii="Avenir Next" w:hAnsi="Avenir Next" w:cs="Avenir Next" w:eastAsia="Avenir Next"/>
+                <w:color w:val="1A1A1A"/>
+                <w:sz w:val="21"/>
+                <w:szCs w:val="21"/>
+              </w:rPr>
+              <w:t xml:space="preserve">A $48 jacket is 20% off. Sam says the discount is $20. Is he right? Write an equation.</w:t>
+            </w:r>
+          </w:p>
+          <w:p>
+            <w:pPr>
+              <w:spacing w:before="0" w:after="0" w:line="60" w:lineRule="auto"/>
+            </w:pPr>
+          </w:p>
+          <w:tbl>
+            <w:tblPr>
+              <w:tblInd w:w="432" w:type="dxa"/>
+              <w:tblW w:w="4060" w:type="dxa"/>
+              <w:jc w:val="left"/>
+              <w:tblBorders>
+                <w:top w:val="single" w:sz="4" w:space="0" w:color="8A9099"/>
+                <w:left w:val="single" w:sz="4" w:space="0" w:color="8A9099"/>
+                <w:bottom w:val="single" w:sz="4" w:space="0" w:color="8A9099"/>
+                <w:right w:val="single" w:sz="4" w:space="0" w:color="8A9099"/>
+                <w:insideH w:val="nil"/>
+                <w:insideV w:val="nil"/>
+              </w:tblBorders>
+              <w:tblLayout w:type="fixed"/>
+              <w:tblCellMar>
+                <w:top w:w="50" w:type="dxa"/>
+                <w:left w:w="100" w:type="dxa"/>
+                <w:bottom w:w="50" w:type="dxa"/>
+                <w:right w:w="100" w:type="dxa"/>
+              </w:tblCellMar>
+              <w:tblLook w:val="0000" w:firstRow="0" w:lastRow="0" w:firstColumn="0" w:lastColumn="0" w:noHBand="1" w:noVBand="1"/>
+            </w:tblPr>
+            <w:tblGrid>
+              <w:gridCol w:w="4060"/>
+            </w:tblGrid>
+            <w:tr>
+              <w:trPr>
+                <w:cantSplit/>
+                <w:trHeight w:val="1000" w:hRule="atLeast"/>
+              </w:trPr>
+              <w:tc>
+                <w:tcPr>
+                  <w:tcW w:w="4060" w:type="dxa"/>
+                  <w:vAlign w:val="top"/>
+                </w:tcPr>
+                <w:p>
+                  <w:pPr>
+                    <w:spacing w:before="0" w:after="0" w:line="240" w:lineRule="auto"/>
+                  </w:pPr>
+                  <w:r>
+                    <w:rPr>
+                      <w:rFonts w:ascii="Avenir Next" w:hAnsi="Avenir Next" w:cs="Avenir Next" w:eastAsia="Avenir Next"/>
+                      <w:i/>
+                      <w:color w:val="8A9099"/>
+                      <w:sz w:val="14"/>
+                      <w:szCs w:val="14"/>
+                    </w:rPr>
+                    <w:t xml:space="preserve">Show your work.</w:t>
+                  </w:r>
+                </w:p>
+              </w:tc>
+            </w:tr>
+          </w:tbl>
+          <w:p>
+            <w:pPr>
+              <w:tabs>
+                <w:tab w:val="right" w:leader="underscore" w:pos="4492"/>
+              </w:tabs>
+              <w:spacing w:before="90" w:after="40" w:line="264" w:lineRule="auto"/>
+              <w:ind w:left="432"/>
+            </w:pPr>
+            <w:r>
+              <w:rPr>
+                <w:rFonts w:ascii="Avenir Next" w:hAnsi="Avenir Next" w:cs="Avenir Next" w:eastAsia="Avenir Next"/>
+                <w:b/>
+                <w:color w:val="1A1A1A"/>
+                <w:sz w:val="18"/>
+                <w:szCs w:val="18"/>
+              </w:rPr>
+              <w:t xml:space="preserve">Discount</w:t>
+            </w:r>
+            <w:r>
+              <w:rPr>
+                <w:rFonts w:ascii="Avenir Next" w:hAnsi="Avenir Next" w:cs="Avenir Next" w:eastAsia="Avenir Next"/>
+                <w:color w:val="1A1A1A"/>
+                <w:sz w:val="18"/>
+                <w:szCs w:val="18"/>
+              </w:rPr>
+              <w:tab/>
             </w:r>
           </w:p>
         </w:tc>
@@ -1908,17 +2476,17 @@
                 <w:rFonts w:ascii="Avenir Next" w:hAnsi="Avenir Next" w:cs="Avenir Next" w:eastAsia="Avenir Next"/>
                 <w:b/>
                 <w:color w:val="1A1A1A"/>
-                <w:sz w:val="20"/>
-                <w:szCs w:val="20"/>
-              </w:rPr>
-              <w:t xml:space="preserve">5.</w:t>
-            </w:r>
-            <w:r>
-              <w:rPr>
-                <w:rFonts w:ascii="Avenir Next" w:hAnsi="Avenir Next" w:cs="Avenir Next" w:eastAsia="Avenir Next"/>
-                <w:color w:val="1A1A1A"/>
-                <w:sz w:val="20"/>
-                <w:szCs w:val="20"/>
+                <w:sz w:val="21"/>
+                <w:szCs w:val="21"/>
+              </w:rPr>
+              <w:t xml:space="preserve">7.</w:t>
+            </w:r>
+            <w:r>
+              <w:rPr>
+                <w:rFonts w:ascii="Avenir Next" w:hAnsi="Avenir Next" w:cs="Avenir Next" w:eastAsia="Avenir Next"/>
+                <w:color w:val="1A1A1A"/>
+                <w:sz w:val="21"/>
+                <w:szCs w:val="21"/>
               </w:rPr>
               <w:tab/>
             </w:r>
@@ -1927,19 +2495,19 @@
                 <w:rFonts w:ascii="Avenir Next" w:hAnsi="Avenir Next" w:cs="Avenir Next" w:eastAsia="Avenir Next"/>
                 <w:b/>
                 <w:color w:val="1A1A1A"/>
-                <w:sz w:val="20"/>
-                <w:szCs w:val="20"/>
-              </w:rPr>
-              <w:t xml:space="preserve">Book Pages.  </w:t>
-            </w:r>
-            <w:r>
-              <w:rPr>
-                <w:rFonts w:ascii="Avenir Next" w:hAnsi="Avenir Next" w:cs="Avenir Next" w:eastAsia="Avenir Next"/>
-                <w:color w:val="1A1A1A"/>
-                <w:sz w:val="20"/>
-                <w:szCs w:val="20"/>
-              </w:rPr>
-              <w:t xml:space="preserve">A book has 320 pages. Lena has read 65% of it.</w:t>
+                <w:sz w:val="21"/>
+                <w:szCs w:val="21"/>
+              </w:rPr>
+              <w:t xml:space="preserve">School Garden.  </w:t>
+            </w:r>
+            <w:r>
+              <w:rPr>
+                <w:rFonts w:ascii="Avenir Next" w:hAnsi="Avenir Next" w:cs="Avenir Next" w:eastAsia="Avenir Next"/>
+                <w:color w:val="1A1A1A"/>
+                <w:sz w:val="21"/>
+                <w:szCs w:val="21"/>
+              </w:rPr>
+              <w:t xml:space="preserve">A garden has 180 seedlings. 40% are peppers and 35% are tomatoes.</w:t>
             </w:r>
           </w:p>
           <w:p>
@@ -1953,8 +2521,8 @@
                 <w:rFonts w:ascii="Avenir Next" w:hAnsi="Avenir Next" w:cs="Avenir Next" w:eastAsia="Avenir Next"/>
                 <w:b/>
                 <w:color w:val="003A70"/>
-                <w:sz w:val="17"/>
-                <w:szCs w:val="17"/>
+                <w:sz w:val="18"/>
+                <w:szCs w:val="18"/>
               </w:rPr>
               <w:t xml:space="preserve">Hint  </w:t>
             </w:r>
@@ -1963,10 +2531,10 @@
                 <w:rFonts w:ascii="Avenir Next" w:hAnsi="Avenir Next" w:cs="Avenir Next" w:eastAsia="Avenir Next"/>
                 <w:i/>
                 <w:color w:val="5A5F66"/>
-                <w:sz w:val="17"/>
-                <w:szCs w:val="17"/>
-              </w:rPr>
-              <w:t xml:space="preserve">Find the pages read, then subtract from 320.</w:t>
+                <w:sz w:val="18"/>
+                <w:szCs w:val="18"/>
+              </w:rPr>
+              <w:t xml:space="preserve">What percent is left after 40% and 35%?</w:t>
             </w:r>
           </w:p>
           <w:p>
@@ -1983,8 +2551,8 @@
                 <w:rFonts w:ascii="Avenir Next" w:hAnsi="Avenir Next" w:cs="Avenir Next" w:eastAsia="Avenir Next"/>
                 <w:b/>
                 <w:color w:val="003A70"/>
-                <w:sz w:val="20"/>
-                <w:szCs w:val="20"/>
+                <w:sz w:val="21"/>
+                <w:szCs w:val="21"/>
               </w:rPr>
               <w:t xml:space="preserve">a.</w:t>
             </w:r>
@@ -1992,8 +2560,8 @@
               <w:rPr>
                 <w:rFonts w:ascii="Avenir Next" w:hAnsi="Avenir Next" w:cs="Avenir Next" w:eastAsia="Avenir Next"/>
                 <w:color w:val="1A1A1A"/>
-                <w:sz w:val="20"/>
-                <w:szCs w:val="20"/>
+                <w:sz w:val="21"/>
+                <w:szCs w:val="21"/>
               </w:rPr>
               <w:tab/>
             </w:r>
@@ -2001,17 +2569,17 @@
               <w:rPr>
                 <w:rFonts w:ascii="Avenir Next" w:hAnsi="Avenir Next" w:cs="Avenir Next" w:eastAsia="Avenir Next"/>
                 <w:color w:val="1A1A1A"/>
-                <w:sz w:val="20"/>
-                <w:szCs w:val="20"/>
-              </w:rPr>
-              <w:t xml:space="preserve">Pages she has read</w:t>
-            </w:r>
-            <w:r>
-              <w:rPr>
-                <w:rFonts w:ascii="Avenir Next" w:hAnsi="Avenir Next" w:cs="Avenir Next" w:eastAsia="Avenir Next"/>
-                <w:color w:val="1A1A1A"/>
-                <w:sz w:val="20"/>
-                <w:szCs w:val="20"/>
+                <w:sz w:val="21"/>
+                <w:szCs w:val="21"/>
+              </w:rPr>
+              <w:t xml:space="preserve">How many are peppers?</w:t>
+            </w:r>
+            <w:r>
+              <w:rPr>
+                <w:rFonts w:ascii="Avenir Next" w:hAnsi="Avenir Next" w:cs="Avenir Next" w:eastAsia="Avenir Next"/>
+                <w:color w:val="1A1A1A"/>
+                <w:sz w:val="21"/>
+                <w:szCs w:val="21"/>
               </w:rPr>
               <w:t xml:space="preserve">  </w:t>
             </w:r>
@@ -2019,20 +2587,11 @@
               <w:rPr>
                 <w:rFonts w:ascii="Avenir Next" w:hAnsi="Avenir Next" w:cs="Avenir Next" w:eastAsia="Avenir Next"/>
                 <w:color w:val="1A1A1A"/>
-                <w:sz w:val="20"/>
-                <w:szCs w:val="20"/>
+                <w:sz w:val="21"/>
+                <w:szCs w:val="21"/>
                 <w:u w:val="single"/>
               </w:rPr>
-              <w:t xml:space="preserve">                </w:t>
-            </w:r>
-            <w:r>
-              <w:rPr>
-                <w:rFonts w:ascii="Avenir Next" w:hAnsi="Avenir Next" w:cs="Avenir Next" w:eastAsia="Avenir Next"/>
-                <w:color w:val="1A1A1A"/>
-                <w:sz w:val="20"/>
-                <w:szCs w:val="20"/>
-              </w:rPr>
-              <w:t xml:space="preserve"> pages</w:t>
+              <w:t xml:space="preserve">                      </w:t>
             </w:r>
           </w:p>
           <w:p>
@@ -2049,8 +2608,8 @@
                 <w:rFonts w:ascii="Avenir Next" w:hAnsi="Avenir Next" w:cs="Avenir Next" w:eastAsia="Avenir Next"/>
                 <w:b/>
                 <w:color w:val="003A70"/>
-                <w:sz w:val="20"/>
-                <w:szCs w:val="20"/>
+                <w:sz w:val="21"/>
+                <w:szCs w:val="21"/>
               </w:rPr>
               <w:t xml:space="preserve">b.</w:t>
             </w:r>
@@ -2058,8 +2617,8 @@
               <w:rPr>
                 <w:rFonts w:ascii="Avenir Next" w:hAnsi="Avenir Next" w:cs="Avenir Next" w:eastAsia="Avenir Next"/>
                 <w:color w:val="1A1A1A"/>
-                <w:sz w:val="20"/>
-                <w:szCs w:val="20"/>
+                <w:sz w:val="21"/>
+                <w:szCs w:val="21"/>
               </w:rPr>
               <w:tab/>
             </w:r>
@@ -2067,17 +2626,17 @@
               <w:rPr>
                 <w:rFonts w:ascii="Avenir Next" w:hAnsi="Avenir Next" w:cs="Avenir Next" w:eastAsia="Avenir Next"/>
                 <w:color w:val="1A1A1A"/>
-                <w:sz w:val="20"/>
-                <w:szCs w:val="20"/>
-              </w:rPr>
-              <w:t xml:space="preserve">Pages still left</w:t>
-            </w:r>
-            <w:r>
-              <w:rPr>
-                <w:rFonts w:ascii="Avenir Next" w:hAnsi="Avenir Next" w:cs="Avenir Next" w:eastAsia="Avenir Next"/>
-                <w:color w:val="1A1A1A"/>
-                <w:sz w:val="20"/>
-                <w:szCs w:val="20"/>
+                <w:sz w:val="21"/>
+                <w:szCs w:val="21"/>
+              </w:rPr>
+              <w:t xml:space="preserve">How many are neither peppers nor tomatoes?</w:t>
+            </w:r>
+            <w:r>
+              <w:rPr>
+                <w:rFonts w:ascii="Avenir Next" w:hAnsi="Avenir Next" w:cs="Avenir Next" w:eastAsia="Avenir Next"/>
+                <w:color w:val="1A1A1A"/>
+                <w:sz w:val="21"/>
+                <w:szCs w:val="21"/>
               </w:rPr>
               <w:t xml:space="preserve">  </w:t>
             </w:r>
@@ -2085,20 +2644,11 @@
               <w:rPr>
                 <w:rFonts w:ascii="Avenir Next" w:hAnsi="Avenir Next" w:cs="Avenir Next" w:eastAsia="Avenir Next"/>
                 <w:color w:val="1A1A1A"/>
-                <w:sz w:val="20"/>
-                <w:szCs w:val="20"/>
+                <w:sz w:val="21"/>
+                <w:szCs w:val="21"/>
                 <w:u w:val="single"/>
               </w:rPr>
-              <w:t xml:space="preserve">                </w:t>
-            </w:r>
-            <w:r>
-              <w:rPr>
-                <w:rFonts w:ascii="Avenir Next" w:hAnsi="Avenir Next" w:cs="Avenir Next" w:eastAsia="Avenir Next"/>
-                <w:color w:val="1A1A1A"/>
-                <w:sz w:val="20"/>
-                <w:szCs w:val="20"/>
-              </w:rPr>
-              <w:t xml:space="preserve"> pages</w:t>
+              <w:t xml:space="preserve">                      </w:t>
             </w:r>
           </w:p>
           <w:p>
@@ -2134,7 +2684,7 @@
             <w:tr>
               <w:trPr>
                 <w:cantSplit/>
-                <w:trHeight w:val="656" w:hRule="atLeast"/>
+                <w:trHeight w:val="1000" w:hRule="atLeast"/>
               </w:trPr>
               <w:tc>
                 <w:tcPr>
@@ -2224,17 +2774,17 @@
                 <w:rFonts w:ascii="Avenir Next" w:hAnsi="Avenir Next" w:cs="Avenir Next" w:eastAsia="Avenir Next"/>
                 <w:b/>
                 <w:color w:val="1A1A1A"/>
-                <w:sz w:val="20"/>
-                <w:szCs w:val="20"/>
-              </w:rPr>
-              <w:t xml:space="preserve">6.</w:t>
-            </w:r>
-            <w:r>
-              <w:rPr>
-                <w:rFonts w:ascii="Avenir Next" w:hAnsi="Avenir Next" w:cs="Avenir Next" w:eastAsia="Avenir Next"/>
-                <w:color w:val="1A1A1A"/>
-                <w:sz w:val="20"/>
-                <w:szCs w:val="20"/>
+                <w:sz w:val="21"/>
+                <w:szCs w:val="21"/>
+              </w:rPr>
+              <w:t xml:space="preserve">8.</w:t>
+            </w:r>
+            <w:r>
+              <w:rPr>
+                <w:rFonts w:ascii="Avenir Next" w:hAnsi="Avenir Next" w:cs="Avenir Next" w:eastAsia="Avenir Next"/>
+                <w:color w:val="1A1A1A"/>
+                <w:sz w:val="21"/>
+                <w:szCs w:val="21"/>
               </w:rPr>
               <w:tab/>
             </w:r>
@@ -2243,19 +2793,19 @@
                 <w:rFonts w:ascii="Avenir Next" w:hAnsi="Avenir Next" w:cs="Avenir Next" w:eastAsia="Avenir Next"/>
                 <w:b/>
                 <w:color w:val="1A1A1A"/>
-                <w:sz w:val="20"/>
-                <w:szCs w:val="20"/>
-              </w:rPr>
-              <w:t xml:space="preserve">Discount Claim.  </w:t>
-            </w:r>
-            <w:r>
-              <w:rPr>
-                <w:rFonts w:ascii="Avenir Next" w:hAnsi="Avenir Next" w:cs="Avenir Next" w:eastAsia="Avenir Next"/>
-                <w:color w:val="1A1A1A"/>
-                <w:sz w:val="20"/>
-                <w:szCs w:val="20"/>
-              </w:rPr>
-              <w:t xml:space="preserve">A $48 jacket is 20% off. Sam says the discount is $20. Is he right? Write an equation to find the discount.</w:t>
+                <w:sz w:val="21"/>
+                <w:szCs w:val="21"/>
+              </w:rPr>
+              <w:t xml:space="preserve">Concert Tickets.  </w:t>
+            </w:r>
+            <w:r>
+              <w:rPr>
+                <w:rFonts w:ascii="Avenir Next" w:hAnsi="Avenir Next" w:cs="Avenir Next" w:eastAsia="Avenir Next"/>
+                <w:color w:val="1A1A1A"/>
+                <w:sz w:val="21"/>
+                <w:szCs w:val="21"/>
+              </w:rPr>
+              <w:t xml:space="preserve">A hall has 1,200 seats. 65% of the seats sold, at $18 each.</w:t>
             </w:r>
           </w:p>
           <w:p>
@@ -2269,8 +2819,8 @@
                 <w:rFonts w:ascii="Avenir Next" w:hAnsi="Avenir Next" w:cs="Avenir Next" w:eastAsia="Avenir Next"/>
                 <w:b/>
                 <w:color w:val="003A70"/>
-                <w:sz w:val="17"/>
-                <w:szCs w:val="17"/>
+                <w:sz w:val="18"/>
+                <w:szCs w:val="18"/>
               </w:rPr>
               <w:t xml:space="preserve">Hint  </w:t>
             </w:r>
@@ -2279,10 +2829,181 @@
                 <w:rFonts w:ascii="Avenir Next" w:hAnsi="Avenir Next" w:cs="Avenir Next" w:eastAsia="Avenir Next"/>
                 <w:i/>
                 <w:color w:val="5A5F66"/>
-                <w:sz w:val="17"/>
-                <w:szCs w:val="17"/>
-              </w:rPr>
-              <w:t xml:space="preserve">The discount is a part of $48.</w:t>
+                <w:sz w:val="18"/>
+                <w:szCs w:val="18"/>
+              </w:rPr>
+              <w:t xml:space="preserve">Find the tickets sold first. Then multiply by the price.</w:t>
+            </w:r>
+          </w:p>
+          <w:p>
+            <w:pPr>
+              <w:keepNext/>
+              <w:tabs>
+                <w:tab w:val="left" w:pos="772"/>
+              </w:tabs>
+              <w:spacing w:before="0" w:after="60" w:line="276" w:lineRule="auto"/>
+              <w:ind w:left="772" w:hanging="340"/>
+            </w:pPr>
+            <w:r>
+              <w:rPr>
+                <w:rFonts w:ascii="Avenir Next" w:hAnsi="Avenir Next" w:cs="Avenir Next" w:eastAsia="Avenir Next"/>
+                <w:b/>
+                <w:color w:val="003A70"/>
+                <w:sz w:val="21"/>
+                <w:szCs w:val="21"/>
+              </w:rPr>
+              <w:t xml:space="preserve">a.</w:t>
+            </w:r>
+            <w:r>
+              <w:rPr>
+                <w:rFonts w:ascii="Avenir Next" w:hAnsi="Avenir Next" w:cs="Avenir Next" w:eastAsia="Avenir Next"/>
+                <w:color w:val="1A1A1A"/>
+                <w:sz w:val="21"/>
+                <w:szCs w:val="21"/>
+              </w:rPr>
+              <w:tab/>
+            </w:r>
+            <w:r>
+              <w:rPr>
+                <w:rFonts w:ascii="Avenir Next" w:hAnsi="Avenir Next" w:cs="Avenir Next" w:eastAsia="Avenir Next"/>
+                <w:color w:val="1A1A1A"/>
+                <w:sz w:val="21"/>
+                <w:szCs w:val="21"/>
+              </w:rPr>
+              <w:t xml:space="preserve">How many tickets sold?</w:t>
+            </w:r>
+            <w:r>
+              <w:rPr>
+                <w:rFonts w:ascii="Avenir Next" w:hAnsi="Avenir Next" w:cs="Avenir Next" w:eastAsia="Avenir Next"/>
+                <w:color w:val="1A1A1A"/>
+                <w:sz w:val="21"/>
+                <w:szCs w:val="21"/>
+              </w:rPr>
+              <w:t xml:space="preserve">  </w:t>
+            </w:r>
+            <w:r>
+              <w:rPr>
+                <w:rFonts w:ascii="Avenir Next" w:hAnsi="Avenir Next" w:cs="Avenir Next" w:eastAsia="Avenir Next"/>
+                <w:color w:val="1A1A1A"/>
+                <w:sz w:val="21"/>
+                <w:szCs w:val="21"/>
+                <w:u w:val="single"/>
+              </w:rPr>
+              <w:t xml:space="preserve">                      </w:t>
+            </w:r>
+          </w:p>
+          <w:p>
+            <w:pPr>
+              <w:keepNext/>
+              <w:tabs>
+                <w:tab w:val="left" w:pos="772"/>
+              </w:tabs>
+              <w:spacing w:before="0" w:after="60" w:line="276" w:lineRule="auto"/>
+              <w:ind w:left="772" w:hanging="340"/>
+            </w:pPr>
+            <w:r>
+              <w:rPr>
+                <w:rFonts w:ascii="Avenir Next" w:hAnsi="Avenir Next" w:cs="Avenir Next" w:eastAsia="Avenir Next"/>
+                <w:b/>
+                <w:color w:val="003A70"/>
+                <w:sz w:val="21"/>
+                <w:szCs w:val="21"/>
+              </w:rPr>
+              <w:t xml:space="preserve">b.</w:t>
+            </w:r>
+            <w:r>
+              <w:rPr>
+                <w:rFonts w:ascii="Avenir Next" w:hAnsi="Avenir Next" w:cs="Avenir Next" w:eastAsia="Avenir Next"/>
+                <w:color w:val="1A1A1A"/>
+                <w:sz w:val="21"/>
+                <w:szCs w:val="21"/>
+              </w:rPr>
+              <w:tab/>
+            </w:r>
+            <w:r>
+              <w:rPr>
+                <w:rFonts w:ascii="Avenir Next" w:hAnsi="Avenir Next" w:cs="Avenir Next" w:eastAsia="Avenir Next"/>
+                <w:color w:val="1A1A1A"/>
+                <w:sz w:val="21"/>
+                <w:szCs w:val="21"/>
+              </w:rPr>
+              <w:t xml:space="preserve">How much money was collected?</w:t>
+            </w:r>
+            <w:r>
+              <w:rPr>
+                <w:rFonts w:ascii="Avenir Next" w:hAnsi="Avenir Next" w:cs="Avenir Next" w:eastAsia="Avenir Next"/>
+                <w:color w:val="1A1A1A"/>
+                <w:sz w:val="21"/>
+                <w:szCs w:val="21"/>
+              </w:rPr>
+              <w:t xml:space="preserve">  </w:t>
+            </w:r>
+            <w:r>
+              <w:rPr>
+                <w:rFonts w:ascii="Avenir Next" w:hAnsi="Avenir Next" w:cs="Avenir Next" w:eastAsia="Avenir Next"/>
+                <w:color w:val="1A1A1A"/>
+                <w:sz w:val="21"/>
+                <w:szCs w:val="21"/>
+                <w:u w:val="single"/>
+              </w:rPr>
+              <w:t xml:space="preserve">                      </w:t>
+            </w:r>
+          </w:p>
+          <w:p>
+            <w:pPr>
+              <w:keepNext/>
+              <w:tabs>
+                <w:tab w:val="left" w:pos="772"/>
+              </w:tabs>
+              <w:spacing w:before="0" w:after="60" w:line="276" w:lineRule="auto"/>
+              <w:ind w:left="772" w:hanging="340"/>
+            </w:pPr>
+            <w:r>
+              <w:rPr>
+                <w:rFonts w:ascii="Avenir Next" w:hAnsi="Avenir Next" w:cs="Avenir Next" w:eastAsia="Avenir Next"/>
+                <w:b/>
+                <w:color w:val="003A70"/>
+                <w:sz w:val="21"/>
+                <w:szCs w:val="21"/>
+              </w:rPr>
+              <w:t xml:space="preserve">c.</w:t>
+            </w:r>
+            <w:r>
+              <w:rPr>
+                <w:rFonts w:ascii="Avenir Next" w:hAnsi="Avenir Next" w:cs="Avenir Next" w:eastAsia="Avenir Next"/>
+                <w:color w:val="1A1A1A"/>
+                <w:sz w:val="21"/>
+                <w:szCs w:val="21"/>
+              </w:rPr>
+              <w:tab/>
+            </w:r>
+            <w:r>
+              <w:rPr>
+                <w:rFonts w:ascii="Avenir Next" w:hAnsi="Avenir Next" w:cs="Avenir Next" w:eastAsia="Avenir Next"/>
+                <w:color w:val="1A1A1A"/>
+                <w:sz w:val="21"/>
+                <w:szCs w:val="21"/>
+              </w:rPr>
+              <w:t xml:space="preserve">How many seats were empty? What percent is that?</w:t>
+            </w:r>
+            <w:r>
+              <w:rPr>
+                <w:rFonts w:ascii="Avenir Next" w:hAnsi="Avenir Next" w:cs="Avenir Next" w:eastAsia="Avenir Next"/>
+                <w:color w:val="1A1A1A"/>
+                <w:sz w:val="21"/>
+                <w:szCs w:val="21"/>
+              </w:rPr>
+              <w:t xml:space="preserve">  </w:t>
+            </w:r>
+            <w:r>
+              <w:rPr>
+                <w:rFonts w:ascii="Avenir Next" w:hAnsi="Avenir Next" w:cs="Avenir Next" w:eastAsia="Avenir Next"/>
+                <w:color w:val="1A1A1A"/>
+                <w:sz w:val="21"/>
+                <w:szCs w:val="21"/>
+                <w:u w:val="single"/>
+              </w:rPr>
+              <w:t xml:space="preserve">                      </w:t>
             </w:r>
           </w:p>
           <w:p>
@@ -2318,656 +3039,7 @@
             <w:tr>
               <w:trPr>
                 <w:cantSplit/>
-                <w:trHeight w:val="656" w:hRule="atLeast"/>
-              </w:trPr>
-              <w:tc>
-                <w:tcPr>
-                  <w:tcW w:w="9072" w:type="dxa"/>
-                  <w:vAlign w:val="top"/>
-                </w:tcPr>
-                <w:p>
-                  <w:pPr>
-                    <w:spacing w:before="0" w:after="0" w:line="240" w:lineRule="auto"/>
-                  </w:pPr>
-                  <w:r>
-                    <w:rPr>
-                      <w:rFonts w:ascii="Avenir Next" w:hAnsi="Avenir Next" w:cs="Avenir Next" w:eastAsia="Avenir Next"/>
-                      <w:i/>
-                      <w:color w:val="8A9099"/>
-                      <w:sz w:val="14"/>
-                      <w:szCs w:val="14"/>
-                    </w:rPr>
-                    <w:t xml:space="preserve">Show your work.</w:t>
-                  </w:r>
-                </w:p>
-              </w:tc>
-            </w:tr>
-          </w:tbl>
-          <w:p>
-            <w:pPr>
-              <w:tabs>
-                <w:tab w:val="right" w:leader="underscore" w:pos="9504"/>
-              </w:tabs>
-              <w:spacing w:before="90" w:after="40" w:line="264" w:lineRule="auto"/>
-              <w:ind w:left="432"/>
-            </w:pPr>
-            <w:r>
-              <w:rPr>
-                <w:rFonts w:ascii="Avenir Next" w:hAnsi="Avenir Next" w:cs="Avenir Next" w:eastAsia="Avenir Next"/>
-                <w:b/>
-                <w:color w:val="1A1A1A"/>
-                <w:sz w:val="18"/>
-                <w:szCs w:val="18"/>
-              </w:rPr>
-              <w:t xml:space="preserve">Discount</w:t>
-            </w:r>
-            <w:r>
-              <w:rPr>
-                <w:rFonts w:ascii="Avenir Next" w:hAnsi="Avenir Next" w:cs="Avenir Next" w:eastAsia="Avenir Next"/>
-                <w:color w:val="1A1A1A"/>
-                <w:sz w:val="18"/>
-                <w:szCs w:val="18"/>
-              </w:rPr>
-              <w:tab/>
-            </w:r>
-          </w:p>
-        </w:tc>
-      </w:tr>
-    </w:tbl>
-    <w:p>
-      <w:pPr>
-        <w:spacing w:before="0" w:after="0" w:line="20" w:lineRule="exact"/>
-      </w:pPr>
-    </w:p>
-    <w:p>
-      <w:pPr>
-        <w:spacing w:before="0" w:after="0" w:line="20" w:lineRule="exact"/>
-      </w:pPr>
-    </w:p>
-    <w:tbl>
-      <w:tblPr>
-        <w:tblW w:w="9504" w:type="dxa"/>
-        <w:jc w:val="left"/>
-        <w:tblBorders>
-          <w:top w:val="nil"/>
-          <w:left w:val="nil"/>
-          <w:bottom w:val="nil"/>
-          <w:right w:val="nil"/>
-          <w:insideH w:val="nil"/>
-          <w:insideV w:val="nil"/>
-        </w:tblBorders>
-        <w:tblLayout w:type="fixed"/>
-        <w:tblCellMar>
-          <w:top w:w="0" w:type="dxa"/>
-          <w:left w:w="0" w:type="dxa"/>
-          <w:bottom w:w="0" w:type="dxa"/>
-          <w:right w:w="0" w:type="dxa"/>
-        </w:tblCellMar>
-        <w:tblLook w:val="0000" w:firstRow="0" w:lastRow="0" w:firstColumn="0" w:lastColumn="0" w:noHBand="1" w:noVBand="1"/>
-      </w:tblPr>
-      <w:tblGrid>
-        <w:gridCol w:w="9504"/>
-      </w:tblGrid>
-      <w:tr>
-        <w:trPr>
-          <w:cantSplit/>
-        </w:trPr>
-        <w:tc>
-          <w:tcPr>
-            <w:tcW w:w="9504" w:type="dxa"/>
-            <w:vAlign w:val="top"/>
-          </w:tcPr>
-          <w:p>
-            <w:pPr>
-              <w:keepNext/>
-              <w:tabs>
-                <w:tab w:val="left" w:pos="432"/>
-              </w:tabs>
-              <w:spacing w:before="90" w:after="40" w:line="268" w:lineRule="auto"/>
-              <w:ind w:left="432" w:hanging="432"/>
-            </w:pPr>
-            <w:r>
-              <w:rPr>
-                <w:rFonts w:ascii="Avenir Next" w:hAnsi="Avenir Next" w:cs="Avenir Next" w:eastAsia="Avenir Next"/>
-                <w:b/>
-                <w:color w:val="1A1A1A"/>
-                <w:sz w:val="20"/>
-                <w:szCs w:val="20"/>
-              </w:rPr>
-              <w:t xml:space="preserve">7.</w:t>
-            </w:r>
-            <w:r>
-              <w:rPr>
-                <w:rFonts w:ascii="Avenir Next" w:hAnsi="Avenir Next" w:cs="Avenir Next" w:eastAsia="Avenir Next"/>
-                <w:color w:val="1A1A1A"/>
-                <w:sz w:val="20"/>
-                <w:szCs w:val="20"/>
-              </w:rPr>
-              <w:tab/>
-            </w:r>
-            <w:r>
-              <w:rPr>
-                <w:rFonts w:ascii="Avenir Next" w:hAnsi="Avenir Next" w:cs="Avenir Next" w:eastAsia="Avenir Next"/>
-                <w:b/>
-                <w:color w:val="1A1A1A"/>
-                <w:sz w:val="20"/>
-                <w:szCs w:val="20"/>
-              </w:rPr>
-              <w:t xml:space="preserve">School Garden.  </w:t>
-            </w:r>
-            <w:r>
-              <w:rPr>
-                <w:rFonts w:ascii="Avenir Next" w:hAnsi="Avenir Next" w:cs="Avenir Next" w:eastAsia="Avenir Next"/>
-                <w:color w:val="1A1A1A"/>
-                <w:sz w:val="20"/>
-                <w:szCs w:val="20"/>
-              </w:rPr>
-              <w:t xml:space="preserve">A garden has 180 seedlings. 40% are peppers and 35% are tomatoes.</w:t>
-            </w:r>
-          </w:p>
-          <w:p>
-            <w:pPr>
-              <w:keepNext/>
-              <w:spacing w:before="0" w:after="40" w:line="252" w:lineRule="auto"/>
-              <w:ind w:left="432"/>
-            </w:pPr>
-            <w:r>
-              <w:rPr>
-                <w:rFonts w:ascii="Avenir Next" w:hAnsi="Avenir Next" w:cs="Avenir Next" w:eastAsia="Avenir Next"/>
-                <w:b/>
-                <w:color w:val="003A70"/>
-                <w:sz w:val="17"/>
-                <w:szCs w:val="17"/>
-              </w:rPr>
-              <w:t xml:space="preserve">Hint  </w:t>
-            </w:r>
-            <w:r>
-              <w:rPr>
-                <w:rFonts w:ascii="Avenir Next" w:hAnsi="Avenir Next" w:cs="Avenir Next" w:eastAsia="Avenir Next"/>
-                <w:i/>
-                <w:color w:val="5A5F66"/>
-                <w:sz w:val="17"/>
-                <w:szCs w:val="17"/>
-              </w:rPr>
-              <w:t xml:space="preserve">What percent is left after 40% and 35%?</w:t>
-            </w:r>
-          </w:p>
-          <w:p>
-            <w:pPr>
-              <w:keepNext/>
-              <w:tabs>
-                <w:tab w:val="left" w:pos="772"/>
-              </w:tabs>
-              <w:spacing w:before="0" w:after="60" w:line="276" w:lineRule="auto"/>
-              <w:ind w:left="772" w:hanging="340"/>
-            </w:pPr>
-            <w:r>
-              <w:rPr>
-                <w:rFonts w:ascii="Avenir Next" w:hAnsi="Avenir Next" w:cs="Avenir Next" w:eastAsia="Avenir Next"/>
-                <w:b/>
-                <w:color w:val="003A70"/>
-                <w:sz w:val="20"/>
-                <w:szCs w:val="20"/>
-              </w:rPr>
-              <w:t xml:space="preserve">a.</w:t>
-            </w:r>
-            <w:r>
-              <w:rPr>
-                <w:rFonts w:ascii="Avenir Next" w:hAnsi="Avenir Next" w:cs="Avenir Next" w:eastAsia="Avenir Next"/>
-                <w:color w:val="1A1A1A"/>
-                <w:sz w:val="20"/>
-                <w:szCs w:val="20"/>
-              </w:rPr>
-              <w:tab/>
-            </w:r>
-            <w:r>
-              <w:rPr>
-                <w:rFonts w:ascii="Avenir Next" w:hAnsi="Avenir Next" w:cs="Avenir Next" w:eastAsia="Avenir Next"/>
-                <w:color w:val="1A1A1A"/>
-                <w:sz w:val="20"/>
-                <w:szCs w:val="20"/>
-              </w:rPr>
-              <w:t xml:space="preserve">How many are peppers?</w:t>
-            </w:r>
-            <w:r>
-              <w:rPr>
-                <w:rFonts w:ascii="Avenir Next" w:hAnsi="Avenir Next" w:cs="Avenir Next" w:eastAsia="Avenir Next"/>
-                <w:color w:val="1A1A1A"/>
-                <w:sz w:val="20"/>
-                <w:szCs w:val="20"/>
-              </w:rPr>
-              <w:t xml:space="preserve">  </w:t>
-            </w:r>
-            <w:r>
-              <w:rPr>
-                <w:rFonts w:ascii="Avenir Next" w:hAnsi="Avenir Next" w:cs="Avenir Next" w:eastAsia="Avenir Next"/>
-                <w:color w:val="1A1A1A"/>
-                <w:sz w:val="20"/>
-                <w:szCs w:val="20"/>
-                <w:u w:val="single"/>
-              </w:rPr>
-              <w:t xml:space="preserve">                      </w:t>
-            </w:r>
-          </w:p>
-          <w:p>
-            <w:pPr>
-              <w:keepNext/>
-              <w:tabs>
-                <w:tab w:val="left" w:pos="772"/>
-              </w:tabs>
-              <w:spacing w:before="0" w:after="60" w:line="276" w:lineRule="auto"/>
-              <w:ind w:left="772" w:hanging="340"/>
-            </w:pPr>
-            <w:r>
-              <w:rPr>
-                <w:rFonts w:ascii="Avenir Next" w:hAnsi="Avenir Next" w:cs="Avenir Next" w:eastAsia="Avenir Next"/>
-                <w:b/>
-                <w:color w:val="003A70"/>
-                <w:sz w:val="20"/>
-                <w:szCs w:val="20"/>
-              </w:rPr>
-              <w:t xml:space="preserve">b.</w:t>
-            </w:r>
-            <w:r>
-              <w:rPr>
-                <w:rFonts w:ascii="Avenir Next" w:hAnsi="Avenir Next" w:cs="Avenir Next" w:eastAsia="Avenir Next"/>
-                <w:color w:val="1A1A1A"/>
-                <w:sz w:val="20"/>
-                <w:szCs w:val="20"/>
-              </w:rPr>
-              <w:tab/>
-            </w:r>
-            <w:r>
-              <w:rPr>
-                <w:rFonts w:ascii="Avenir Next" w:hAnsi="Avenir Next" w:cs="Avenir Next" w:eastAsia="Avenir Next"/>
-                <w:color w:val="1A1A1A"/>
-                <w:sz w:val="20"/>
-                <w:szCs w:val="20"/>
-              </w:rPr>
-              <w:t xml:space="preserve">How many are neither peppers nor tomatoes?</w:t>
-            </w:r>
-            <w:r>
-              <w:rPr>
-                <w:rFonts w:ascii="Avenir Next" w:hAnsi="Avenir Next" w:cs="Avenir Next" w:eastAsia="Avenir Next"/>
-                <w:color w:val="1A1A1A"/>
-                <w:sz w:val="20"/>
-                <w:szCs w:val="20"/>
-              </w:rPr>
-              <w:t xml:space="preserve">  </w:t>
-            </w:r>
-            <w:r>
-              <w:rPr>
-                <w:rFonts w:ascii="Avenir Next" w:hAnsi="Avenir Next" w:cs="Avenir Next" w:eastAsia="Avenir Next"/>
-                <w:color w:val="1A1A1A"/>
-                <w:sz w:val="20"/>
-                <w:szCs w:val="20"/>
-                <w:u w:val="single"/>
-              </w:rPr>
-              <w:t xml:space="preserve">                      </w:t>
-            </w:r>
-          </w:p>
-          <w:p>
-            <w:pPr>
-              <w:spacing w:before="0" w:after="0" w:line="60" w:lineRule="auto"/>
-            </w:pPr>
-          </w:p>
-          <w:tbl>
-            <w:tblPr>
-              <w:tblInd w:w="432" w:type="dxa"/>
-              <w:tblW w:w="9072" w:type="dxa"/>
-              <w:jc w:val="left"/>
-              <w:tblBorders>
-                <w:top w:val="single" w:sz="4" w:space="0" w:color="8A9099"/>
-                <w:left w:val="single" w:sz="4" w:space="0" w:color="8A9099"/>
-                <w:bottom w:val="single" w:sz="4" w:space="0" w:color="8A9099"/>
-                <w:right w:val="single" w:sz="4" w:space="0" w:color="8A9099"/>
-                <w:insideH w:val="nil"/>
-                <w:insideV w:val="nil"/>
-              </w:tblBorders>
-              <w:tblLayout w:type="fixed"/>
-              <w:tblCellMar>
-                <w:top w:w="50" w:type="dxa"/>
-                <w:left w:w="100" w:type="dxa"/>
-                <w:bottom w:w="50" w:type="dxa"/>
-                <w:right w:w="100" w:type="dxa"/>
-              </w:tblCellMar>
-              <w:tblLook w:val="0000" w:firstRow="0" w:lastRow="0" w:firstColumn="0" w:lastColumn="0" w:noHBand="1" w:noVBand="1"/>
-            </w:tblPr>
-            <w:tblGrid>
-              <w:gridCol w:w="9072"/>
-            </w:tblGrid>
-            <w:tr>
-              <w:trPr>
-                <w:cantSplit/>
-                <w:trHeight w:val="656" w:hRule="atLeast"/>
-              </w:trPr>
-              <w:tc>
-                <w:tcPr>
-                  <w:tcW w:w="9072" w:type="dxa"/>
-                  <w:vAlign w:val="top"/>
-                </w:tcPr>
-                <w:p>
-                  <w:pPr>
-                    <w:spacing w:before="0" w:after="0" w:line="240" w:lineRule="auto"/>
-                  </w:pPr>
-                  <w:r>
-                    <w:rPr>
-                      <w:rFonts w:ascii="Avenir Next" w:hAnsi="Avenir Next" w:cs="Avenir Next" w:eastAsia="Avenir Next"/>
-                      <w:i/>
-                      <w:color w:val="8A9099"/>
-                      <w:sz w:val="14"/>
-                      <w:szCs w:val="14"/>
-                    </w:rPr>
-                    <w:t xml:space="preserve">Show your work.</w:t>
-                  </w:r>
-                </w:p>
-              </w:tc>
-            </w:tr>
-          </w:tbl>
-          <w:p>
-            <w:pPr>
-              <w:spacing w:before="0" w:after="0" w:line="24" w:lineRule="auto"/>
-            </w:pPr>
-          </w:p>
-        </w:tc>
-      </w:tr>
-    </w:tbl>
-    <w:p>
-      <w:pPr>
-        <w:spacing w:before="0" w:after="0" w:line="20" w:lineRule="exact"/>
-      </w:pPr>
-    </w:p>
-    <w:p>
-      <w:pPr>
-        <w:spacing w:before="0" w:after="0" w:line="20" w:lineRule="exact"/>
-      </w:pPr>
-    </w:p>
-    <w:tbl>
-      <w:tblPr>
-        <w:tblW w:w="9504" w:type="dxa"/>
-        <w:jc w:val="left"/>
-        <w:tblBorders>
-          <w:top w:val="nil"/>
-          <w:left w:val="nil"/>
-          <w:bottom w:val="nil"/>
-          <w:right w:val="nil"/>
-          <w:insideH w:val="nil"/>
-          <w:insideV w:val="nil"/>
-        </w:tblBorders>
-        <w:tblLayout w:type="fixed"/>
-        <w:tblCellMar>
-          <w:top w:w="0" w:type="dxa"/>
-          <w:left w:w="0" w:type="dxa"/>
-          <w:bottom w:w="0" w:type="dxa"/>
-          <w:right w:w="0" w:type="dxa"/>
-        </w:tblCellMar>
-        <w:tblLook w:val="0000" w:firstRow="0" w:lastRow="0" w:firstColumn="0" w:lastColumn="0" w:noHBand="1" w:noVBand="1"/>
-      </w:tblPr>
-      <w:tblGrid>
-        <w:gridCol w:w="9504"/>
-      </w:tblGrid>
-      <w:tr>
-        <w:trPr>
-          <w:cantSplit/>
-        </w:trPr>
-        <w:tc>
-          <w:tcPr>
-            <w:tcW w:w="9504" w:type="dxa"/>
-            <w:vAlign w:val="top"/>
-          </w:tcPr>
-          <w:p>
-            <w:pPr>
-              <w:keepNext/>
-              <w:tabs>
-                <w:tab w:val="left" w:pos="432"/>
-              </w:tabs>
-              <w:spacing w:before="90" w:after="40" w:line="268" w:lineRule="auto"/>
-              <w:ind w:left="432" w:hanging="432"/>
-            </w:pPr>
-            <w:r>
-              <w:rPr>
-                <w:rFonts w:ascii="Avenir Next" w:hAnsi="Avenir Next" w:cs="Avenir Next" w:eastAsia="Avenir Next"/>
-                <w:b/>
-                <w:color w:val="1A1A1A"/>
-                <w:sz w:val="20"/>
-                <w:szCs w:val="20"/>
-              </w:rPr>
-              <w:t xml:space="preserve">8.</w:t>
-            </w:r>
-            <w:r>
-              <w:rPr>
-                <w:rFonts w:ascii="Avenir Next" w:hAnsi="Avenir Next" w:cs="Avenir Next" w:eastAsia="Avenir Next"/>
-                <w:color w:val="1A1A1A"/>
-                <w:sz w:val="20"/>
-                <w:szCs w:val="20"/>
-              </w:rPr>
-              <w:tab/>
-            </w:r>
-            <w:r>
-              <w:rPr>
-                <w:rFonts w:ascii="Avenir Next" w:hAnsi="Avenir Next" w:cs="Avenir Next" w:eastAsia="Avenir Next"/>
-                <w:b/>
-                <w:color w:val="1A1A1A"/>
-                <w:sz w:val="20"/>
-                <w:szCs w:val="20"/>
-              </w:rPr>
-              <w:t xml:space="preserve">Concert Tickets.  </w:t>
-            </w:r>
-            <w:r>
-              <w:rPr>
-                <w:rFonts w:ascii="Avenir Next" w:hAnsi="Avenir Next" w:cs="Avenir Next" w:eastAsia="Avenir Next"/>
-                <w:color w:val="1A1A1A"/>
-                <w:sz w:val="20"/>
-                <w:szCs w:val="20"/>
-              </w:rPr>
-              <w:t xml:space="preserve">A hall has 1,200 seats. For one show, 65% of the seats sold. Each ticket cost $18.</w:t>
-            </w:r>
-          </w:p>
-          <w:p>
-            <w:pPr>
-              <w:keepNext/>
-              <w:tabs>
-                <w:tab w:val="left" w:pos="772"/>
-              </w:tabs>
-              <w:spacing w:before="0" w:after="60" w:line="276" w:lineRule="auto"/>
-              <w:ind w:left="772" w:hanging="340"/>
-            </w:pPr>
-            <w:r>
-              <w:rPr>
-                <w:rFonts w:ascii="Avenir Next" w:hAnsi="Avenir Next" w:cs="Avenir Next" w:eastAsia="Avenir Next"/>
-                <w:b/>
-                <w:color w:val="003A70"/>
-                <w:sz w:val="20"/>
-                <w:szCs w:val="20"/>
-              </w:rPr>
-              <w:t xml:space="preserve">a.</w:t>
-            </w:r>
-            <w:r>
-              <w:rPr>
-                <w:rFonts w:ascii="Avenir Next" w:hAnsi="Avenir Next" w:cs="Avenir Next" w:eastAsia="Avenir Next"/>
-                <w:color w:val="1A1A1A"/>
-                <w:sz w:val="20"/>
-                <w:szCs w:val="20"/>
-              </w:rPr>
-              <w:tab/>
-            </w:r>
-            <w:r>
-              <w:rPr>
-                <w:rFonts w:ascii="Avenir Next" w:hAnsi="Avenir Next" w:cs="Avenir Next" w:eastAsia="Avenir Next"/>
-                <w:color w:val="1A1A1A"/>
-                <w:sz w:val="20"/>
-                <w:szCs w:val="20"/>
-              </w:rPr>
-              <w:t xml:space="preserve">How many tickets sold?</w:t>
-            </w:r>
-            <w:r>
-              <w:rPr>
-                <w:rFonts w:ascii="Avenir Next" w:hAnsi="Avenir Next" w:cs="Avenir Next" w:eastAsia="Avenir Next"/>
-                <w:color w:val="1A1A1A"/>
-                <w:sz w:val="20"/>
-                <w:szCs w:val="20"/>
-              </w:rPr>
-              <w:t xml:space="preserve">  </w:t>
-            </w:r>
-            <w:r>
-              <w:rPr>
-                <w:rFonts w:ascii="Avenir Next" w:hAnsi="Avenir Next" w:cs="Avenir Next" w:eastAsia="Avenir Next"/>
-                <w:color w:val="1A1A1A"/>
-                <w:sz w:val="20"/>
-                <w:szCs w:val="20"/>
-                <w:u w:val="single"/>
-              </w:rPr>
-              <w:t xml:space="preserve">                      </w:t>
-            </w:r>
-          </w:p>
-          <w:p>
-            <w:pPr>
-              <w:keepNext/>
-              <w:tabs>
-                <w:tab w:val="left" w:pos="772"/>
-              </w:tabs>
-              <w:spacing w:before="0" w:after="60" w:line="276" w:lineRule="auto"/>
-              <w:ind w:left="772" w:hanging="340"/>
-            </w:pPr>
-            <w:r>
-              <w:rPr>
-                <w:rFonts w:ascii="Avenir Next" w:hAnsi="Avenir Next" w:cs="Avenir Next" w:eastAsia="Avenir Next"/>
-                <w:b/>
-                <w:color w:val="003A70"/>
-                <w:sz w:val="20"/>
-                <w:szCs w:val="20"/>
-              </w:rPr>
-              <w:t xml:space="preserve">b.</w:t>
-            </w:r>
-            <w:r>
-              <w:rPr>
-                <w:rFonts w:ascii="Avenir Next" w:hAnsi="Avenir Next" w:cs="Avenir Next" w:eastAsia="Avenir Next"/>
-                <w:color w:val="1A1A1A"/>
-                <w:sz w:val="20"/>
-                <w:szCs w:val="20"/>
-              </w:rPr>
-              <w:tab/>
-            </w:r>
-            <w:r>
-              <w:rPr>
-                <w:rFonts w:ascii="Avenir Next" w:hAnsi="Avenir Next" w:cs="Avenir Next" w:eastAsia="Avenir Next"/>
-                <w:color w:val="1A1A1A"/>
-                <w:sz w:val="20"/>
-                <w:szCs w:val="20"/>
-              </w:rPr>
-              <w:t xml:space="preserve">How much money was collected?</w:t>
-            </w:r>
-            <w:r>
-              <w:rPr>
-                <w:rFonts w:ascii="Avenir Next" w:hAnsi="Avenir Next" w:cs="Avenir Next" w:eastAsia="Avenir Next"/>
-                <w:color w:val="1A1A1A"/>
-                <w:sz w:val="20"/>
-                <w:szCs w:val="20"/>
-              </w:rPr>
-              <w:t xml:space="preserve">  </w:t>
-            </w:r>
-            <w:r>
-              <w:rPr>
-                <w:rFonts w:ascii="Avenir Next" w:hAnsi="Avenir Next" w:cs="Avenir Next" w:eastAsia="Avenir Next"/>
-                <w:color w:val="1A1A1A"/>
-                <w:sz w:val="20"/>
-                <w:szCs w:val="20"/>
-                <w:u w:val="single"/>
-              </w:rPr>
-              <w:t xml:space="preserve">                      </w:t>
-            </w:r>
-          </w:p>
-          <w:p>
-            <w:pPr>
-              <w:keepNext/>
-              <w:tabs>
-                <w:tab w:val="left" w:pos="772"/>
-              </w:tabs>
-              <w:spacing w:before="0" w:after="60" w:line="276" w:lineRule="auto"/>
-              <w:ind w:left="772" w:hanging="340"/>
-            </w:pPr>
-            <w:r>
-              <w:rPr>
-                <w:rFonts w:ascii="Avenir Next" w:hAnsi="Avenir Next" w:cs="Avenir Next" w:eastAsia="Avenir Next"/>
-                <w:b/>
-                <w:color w:val="003A70"/>
-                <w:sz w:val="20"/>
-                <w:szCs w:val="20"/>
-              </w:rPr>
-              <w:t xml:space="preserve">c.</w:t>
-            </w:r>
-            <w:r>
-              <w:rPr>
-                <w:rFonts w:ascii="Avenir Next" w:hAnsi="Avenir Next" w:cs="Avenir Next" w:eastAsia="Avenir Next"/>
-                <w:color w:val="1A1A1A"/>
-                <w:sz w:val="20"/>
-                <w:szCs w:val="20"/>
-              </w:rPr>
-              <w:tab/>
-            </w:r>
-            <w:r>
-              <w:rPr>
-                <w:rFonts w:ascii="Avenir Next" w:hAnsi="Avenir Next" w:cs="Avenir Next" w:eastAsia="Avenir Next"/>
-                <w:color w:val="1A1A1A"/>
-                <w:sz w:val="20"/>
-                <w:szCs w:val="20"/>
-              </w:rPr>
-              <w:t xml:space="preserve">How many seats were empty? What percent is that?</w:t>
-            </w:r>
-            <w:r>
-              <w:rPr>
-                <w:rFonts w:ascii="Avenir Next" w:hAnsi="Avenir Next" w:cs="Avenir Next" w:eastAsia="Avenir Next"/>
-                <w:color w:val="1A1A1A"/>
-                <w:sz w:val="20"/>
-                <w:szCs w:val="20"/>
-              </w:rPr>
-              <w:t xml:space="preserve">  </w:t>
-            </w:r>
-            <w:r>
-              <w:rPr>
-                <w:rFonts w:ascii="Avenir Next" w:hAnsi="Avenir Next" w:cs="Avenir Next" w:eastAsia="Avenir Next"/>
-                <w:color w:val="1A1A1A"/>
-                <w:sz w:val="20"/>
-                <w:szCs w:val="20"/>
-                <w:u w:val="single"/>
-              </w:rPr>
-              <w:t xml:space="preserve">                      </w:t>
-            </w:r>
-          </w:p>
-          <w:p>
-            <w:pPr>
-              <w:spacing w:before="0" w:after="0" w:line="60" w:lineRule="auto"/>
-            </w:pPr>
-          </w:p>
-          <w:tbl>
-            <w:tblPr>
-              <w:tblInd w:w="432" w:type="dxa"/>
-              <w:tblW w:w="9072" w:type="dxa"/>
-              <w:jc w:val="left"/>
-              <w:tblBorders>
-                <w:top w:val="single" w:sz="4" w:space="0" w:color="8A9099"/>
-                <w:left w:val="single" w:sz="4" w:space="0" w:color="8A9099"/>
-                <w:bottom w:val="single" w:sz="4" w:space="0" w:color="8A9099"/>
-                <w:right w:val="single" w:sz="4" w:space="0" w:color="8A9099"/>
-                <w:insideH w:val="nil"/>
-                <w:insideV w:val="nil"/>
-              </w:tblBorders>
-              <w:tblLayout w:type="fixed"/>
-              <w:tblCellMar>
-                <w:top w:w="50" w:type="dxa"/>
-                <w:left w:w="100" w:type="dxa"/>
-                <w:bottom w:w="50" w:type="dxa"/>
-                <w:right w:w="100" w:type="dxa"/>
-              </w:tblCellMar>
-              <w:tblLook w:val="0000" w:firstRow="0" w:lastRow="0" w:firstColumn="0" w:lastColumn="0" w:noHBand="1" w:noVBand="1"/>
-            </w:tblPr>
-            <w:tblGrid>
-              <w:gridCol w:w="9072"/>
-            </w:tblGrid>
-            <w:tr>
-              <w:trPr>
-                <w:cantSplit/>
-                <w:trHeight w:val="656" w:hRule="atLeast"/>
+                <w:trHeight w:val="1000" w:hRule="atLeast"/>
               </w:trPr>
               <w:tc>
                 <w:tcPr>
@@ -3015,6 +3087,7 @@
           <w:tab w:val="right" w:pos="9504"/>
         </w:tabs>
         <w:spacing w:before="90" w:after="50" w:line="240" w:lineRule="auto"/>
+        <w:outlineLvl w:val="1"/>
       </w:pPr>
       <w:r>
         <w:rPr>
@@ -3099,8 +3172,8 @@
                 <w:rFonts w:ascii="Avenir Next" w:hAnsi="Avenir Next" w:cs="Avenir Next" w:eastAsia="Avenir Next"/>
                 <w:b/>
                 <w:color w:val="1A1A1A"/>
-                <w:sz w:val="20"/>
-                <w:szCs w:val="20"/>
+                <w:sz w:val="21"/>
+                <w:szCs w:val="21"/>
               </w:rPr>
               <w:t xml:space="preserve">9.</w:t>
             </w:r>
@@ -3108,8 +3181,8 @@
               <w:rPr>
                 <w:rFonts w:ascii="Avenir Next" w:hAnsi="Avenir Next" w:cs="Avenir Next" w:eastAsia="Avenir Next"/>
                 <w:color w:val="1A1A1A"/>
-                <w:sz w:val="20"/>
-                <w:szCs w:val="20"/>
+                <w:sz w:val="21"/>
+                <w:szCs w:val="21"/>
               </w:rPr>
               <w:tab/>
             </w:r>
@@ -3118,8 +3191,8 @@
                 <w:rFonts w:ascii="Avenir Next" w:hAnsi="Avenir Next" w:cs="Avenir Next" w:eastAsia="Avenir Next"/>
                 <w:b/>
                 <w:color w:val="1A1A1A"/>
-                <w:sz w:val="20"/>
-                <w:szCs w:val="20"/>
+                <w:sz w:val="21"/>
+                <w:szCs w:val="21"/>
               </w:rPr>
               <w:t xml:space="preserve">Hana’s Work.  </w:t>
             </w:r>
@@ -3127,8 +3200,8 @@
               <w:rPr>
                 <w:rFonts w:ascii="Avenir Next" w:hAnsi="Avenir Next" w:cs="Avenir Next" w:eastAsia="Avenir Next"/>
                 <w:color w:val="1A1A1A"/>
-                <w:sz w:val="20"/>
-                <w:szCs w:val="20"/>
+                <w:sz w:val="21"/>
+                <w:szCs w:val="21"/>
               </w:rPr>
               <w:t xml:space="preserve">To find 30% of $70, Hana multiplied 30 × 70 and wrote: “The part is $2,100.” Explain her mistake. Then find 30% of $70.</w:t>
             </w:r>
@@ -3161,7 +3234,7 @@
             <w:tr>
               <w:trPr>
                 <w:cantSplit/>
-                <w:trHeight w:val="340" w:hRule="atLeast"/>
+                <w:trHeight w:val="400" w:hRule="atLeast"/>
               </w:trPr>
               <w:tc>
                 <w:tcPr>
@@ -3181,27 +3254,7 @@
             <w:tr>
               <w:trPr>
                 <w:cantSplit/>
-                <w:trHeight w:val="340" w:hRule="atLeast"/>
-              </w:trPr>
-              <w:tc>
-                <w:tcPr>
-                  <w:tcW w:w="9072" w:type="dxa"/>
-                  <w:tcBorders>
-                    <w:bottom w:val="single" w:sz="4" w:space="0" w:color="000000"/>
-                  </w:tcBorders>
-                  <w:vAlign w:val="top"/>
-                </w:tcPr>
-                <w:p>
-                  <w:pPr>
-                    <w:spacing w:before="0" w:after="0" w:line="240" w:lineRule="auto"/>
-                  </w:pPr>
-                </w:p>
-              </w:tc>
-            </w:tr>
-            <w:tr>
-              <w:trPr>
-                <w:cantSplit/>
-                <w:trHeight w:val="340" w:hRule="atLeast"/>
+                <w:trHeight w:val="400" w:hRule="atLeast"/>
               </w:trPr>
               <w:tc>
                 <w:tcPr>
@@ -3242,6 +3295,7 @@
           <w:tab w:val="right" w:pos="9504"/>
         </w:tabs>
         <w:spacing w:before="90" w:after="50" w:line="240" w:lineRule="auto"/>
+        <w:outlineLvl w:val="1"/>
       </w:pPr>
       <w:r>
         <w:rPr>
@@ -3326,8 +3380,8 @@
                 <w:rFonts w:ascii="Avenir Next" w:hAnsi="Avenir Next" w:cs="Avenir Next" w:eastAsia="Avenir Next"/>
                 <w:b/>
                 <w:color w:val="1A1A1A"/>
-                <w:sz w:val="20"/>
-                <w:szCs w:val="20"/>
+                <w:sz w:val="21"/>
+                <w:szCs w:val="21"/>
               </w:rPr>
               <w:t xml:space="preserve">10.</w:t>
             </w:r>
@@ -3335,8 +3389,8 @@
               <w:rPr>
                 <w:rFonts w:ascii="Avenir Next" w:hAnsi="Avenir Next" w:cs="Avenir Next" w:eastAsia="Avenir Next"/>
                 <w:color w:val="1A1A1A"/>
-                <w:sz w:val="20"/>
-                <w:szCs w:val="20"/>
+                <w:sz w:val="21"/>
+                <w:szCs w:val="21"/>
               </w:rPr>
               <w:tab/>
             </w:r>
@@ -3344,8 +3398,8 @@
               <w:rPr>
                 <w:rFonts w:ascii="Avenir Next" w:hAnsi="Avenir Next" w:cs="Avenir Next" w:eastAsia="Avenir Next"/>
                 <w:color w:val="1A1A1A"/>
-                <w:sz w:val="20"/>
-                <w:szCs w:val="20"/>
+                <w:sz w:val="21"/>
+                <w:szCs w:val="21"/>
               </w:rPr>
               <w:t xml:space="preserve">20% of 150 is —</w:t>
             </w:r>
@@ -3400,8 +3454,8 @@
                       <w:rFonts w:ascii="Avenir Next" w:hAnsi="Avenir Next" w:cs="Avenir Next" w:eastAsia="Avenir Next"/>
                       <w:b/>
                       <w:color w:val="003A70"/>
-                      <w:sz w:val="19"/>
-                      <w:szCs w:val="19"/>
+                      <w:sz w:val="20"/>
+                      <w:szCs w:val="20"/>
                     </w:rPr>
                     <w:t xml:space="preserve">A</w:t>
                   </w:r>
@@ -3409,8 +3463,8 @@
                     <w:rPr>
                       <w:rFonts w:ascii="Avenir Next" w:hAnsi="Avenir Next" w:cs="Avenir Next" w:eastAsia="Avenir Next"/>
                       <w:color w:val="1A1A1A"/>
-                      <w:sz w:val="19"/>
-                      <w:szCs w:val="19"/>
+                      <w:sz w:val="20"/>
+                      <w:szCs w:val="20"/>
                     </w:rPr>
                     <w:tab/>
                   </w:r>
@@ -3418,8 +3472,8 @@
                     <w:rPr>
                       <w:rFonts w:ascii="Avenir Next" w:hAnsi="Avenir Next" w:cs="Avenir Next" w:eastAsia="Avenir Next"/>
                       <w:color w:val="1A1A1A"/>
-                      <w:sz w:val="19"/>
-                      <w:szCs w:val="19"/>
+                      <w:sz w:val="20"/>
+                      <w:szCs w:val="20"/>
                     </w:rPr>
                     <w:t xml:space="preserve">3</w:t>
                   </w:r>
@@ -3443,8 +3497,8 @@
                       <w:rFonts w:ascii="Avenir Next" w:hAnsi="Avenir Next" w:cs="Avenir Next" w:eastAsia="Avenir Next"/>
                       <w:b/>
                       <w:color w:val="003A70"/>
-                      <w:sz w:val="19"/>
-                      <w:szCs w:val="19"/>
+                      <w:sz w:val="20"/>
+                      <w:szCs w:val="20"/>
                     </w:rPr>
                     <w:t xml:space="preserve">B</w:t>
                   </w:r>
@@ -3452,8 +3506,8 @@
                     <w:rPr>
                       <w:rFonts w:ascii="Avenir Next" w:hAnsi="Avenir Next" w:cs="Avenir Next" w:eastAsia="Avenir Next"/>
                       <w:color w:val="1A1A1A"/>
-                      <w:sz w:val="19"/>
-                      <w:szCs w:val="19"/>
+                      <w:sz w:val="20"/>
+                      <w:szCs w:val="20"/>
                     </w:rPr>
                     <w:tab/>
                   </w:r>
@@ -3461,8 +3515,8 @@
                     <w:rPr>
                       <w:rFonts w:ascii="Avenir Next" w:hAnsi="Avenir Next" w:cs="Avenir Next" w:eastAsia="Avenir Next"/>
                       <w:color w:val="1A1A1A"/>
-                      <w:sz w:val="19"/>
-                      <w:szCs w:val="19"/>
+                      <w:sz w:val="20"/>
+                      <w:szCs w:val="20"/>
                     </w:rPr>
                     <w:t xml:space="preserve">30</w:t>
                   </w:r>
@@ -3486,8 +3540,8 @@
                       <w:rFonts w:ascii="Avenir Next" w:hAnsi="Avenir Next" w:cs="Avenir Next" w:eastAsia="Avenir Next"/>
                       <w:b/>
                       <w:color w:val="003A70"/>
-                      <w:sz w:val="19"/>
-                      <w:szCs w:val="19"/>
+                      <w:sz w:val="20"/>
+                      <w:szCs w:val="20"/>
                     </w:rPr>
                     <w:t xml:space="preserve">C</w:t>
                   </w:r>
@@ -3495,8 +3549,8 @@
                     <w:rPr>
                       <w:rFonts w:ascii="Avenir Next" w:hAnsi="Avenir Next" w:cs="Avenir Next" w:eastAsia="Avenir Next"/>
                       <w:color w:val="1A1A1A"/>
-                      <w:sz w:val="19"/>
-                      <w:szCs w:val="19"/>
+                      <w:sz w:val="20"/>
+                      <w:szCs w:val="20"/>
                     </w:rPr>
                     <w:tab/>
                   </w:r>
@@ -3504,8 +3558,8 @@
                     <w:rPr>
                       <w:rFonts w:ascii="Avenir Next" w:hAnsi="Avenir Next" w:cs="Avenir Next" w:eastAsia="Avenir Next"/>
                       <w:color w:val="1A1A1A"/>
-                      <w:sz w:val="19"/>
-                      <w:szCs w:val="19"/>
+                      <w:sz w:val="20"/>
+                      <w:szCs w:val="20"/>
                     </w:rPr>
                     <w:t xml:space="preserve">130</w:t>
                   </w:r>
@@ -3529,8 +3583,8 @@
                       <w:rFonts w:ascii="Avenir Next" w:hAnsi="Avenir Next" w:cs="Avenir Next" w:eastAsia="Avenir Next"/>
                       <w:b/>
                       <w:color w:val="003A70"/>
-                      <w:sz w:val="19"/>
-                      <w:szCs w:val="19"/>
+                      <w:sz w:val="20"/>
+                      <w:szCs w:val="20"/>
                     </w:rPr>
                     <w:t xml:space="preserve">D</w:t>
                   </w:r>
@@ -3538,8 +3592,8 @@
                     <w:rPr>
                       <w:rFonts w:ascii="Avenir Next" w:hAnsi="Avenir Next" w:cs="Avenir Next" w:eastAsia="Avenir Next"/>
                       <w:color w:val="1A1A1A"/>
-                      <w:sz w:val="19"/>
-                      <w:szCs w:val="19"/>
+                      <w:sz w:val="20"/>
+                      <w:szCs w:val="20"/>
                     </w:rPr>
                     <w:tab/>
                   </w:r>
@@ -3547,8 +3601,8 @@
                     <w:rPr>
                       <w:rFonts w:ascii="Avenir Next" w:hAnsi="Avenir Next" w:cs="Avenir Next" w:eastAsia="Avenir Next"/>
                       <w:color w:val="1A1A1A"/>
-                      <w:sz w:val="19"/>
-                      <w:szCs w:val="19"/>
+                      <w:sz w:val="20"/>
+                      <w:szCs w:val="20"/>
                     </w:rPr>
                     <w:t xml:space="preserve">300</w:t>
                   </w:r>
@@ -3621,8 +3675,8 @@
                 <w:rFonts w:ascii="Avenir Next" w:hAnsi="Avenir Next" w:cs="Avenir Next" w:eastAsia="Avenir Next"/>
                 <w:b/>
                 <w:color w:val="1A1A1A"/>
-                <w:sz w:val="20"/>
-                <w:szCs w:val="20"/>
+                <w:sz w:val="21"/>
+                <w:szCs w:val="21"/>
               </w:rPr>
               <w:t xml:space="preserve">11.</w:t>
             </w:r>
@@ -3630,8 +3684,8 @@
               <w:rPr>
                 <w:rFonts w:ascii="Avenir Next" w:hAnsi="Avenir Next" w:cs="Avenir Next" w:eastAsia="Avenir Next"/>
                 <w:color w:val="1A1A1A"/>
-                <w:sz w:val="20"/>
-                <w:szCs w:val="20"/>
+                <w:sz w:val="21"/>
+                <w:szCs w:val="21"/>
               </w:rPr>
               <w:tab/>
             </w:r>
@@ -3639,8 +3693,8 @@
               <w:rPr>
                 <w:rFonts w:ascii="Avenir Next" w:hAnsi="Avenir Next" w:cs="Avenir Next" w:eastAsia="Avenir Next"/>
                 <w:color w:val="1A1A1A"/>
-                <w:sz w:val="20"/>
-                <w:szCs w:val="20"/>
+                <w:sz w:val="21"/>
+                <w:szCs w:val="21"/>
               </w:rPr>
               <w:t xml:space="preserve">45% written as a decimal is —</w:t>
             </w:r>
@@ -3695,8 +3749,8 @@
                       <w:rFonts w:ascii="Avenir Next" w:hAnsi="Avenir Next" w:cs="Avenir Next" w:eastAsia="Avenir Next"/>
                       <w:b/>
                       <w:color w:val="003A70"/>
-                      <w:sz w:val="19"/>
-                      <w:szCs w:val="19"/>
+                      <w:sz w:val="20"/>
+                      <w:szCs w:val="20"/>
                     </w:rPr>
                     <w:t xml:space="preserve">A</w:t>
                   </w:r>
@@ -3704,8 +3758,8 @@
                     <w:rPr>
                       <w:rFonts w:ascii="Avenir Next" w:hAnsi="Avenir Next" w:cs="Avenir Next" w:eastAsia="Avenir Next"/>
                       <w:color w:val="1A1A1A"/>
-                      <w:sz w:val="19"/>
-                      <w:szCs w:val="19"/>
+                      <w:sz w:val="20"/>
+                      <w:szCs w:val="20"/>
                     </w:rPr>
                     <w:tab/>
                   </w:r>
@@ -3713,8 +3767,8 @@
                     <w:rPr>
                       <w:rFonts w:ascii="Avenir Next" w:hAnsi="Avenir Next" w:cs="Avenir Next" w:eastAsia="Avenir Next"/>
                       <w:color w:val="1A1A1A"/>
-                      <w:sz w:val="19"/>
-                      <w:szCs w:val="19"/>
+                      <w:sz w:val="20"/>
+                      <w:szCs w:val="20"/>
                     </w:rPr>
                     <w:t xml:space="preserve">45</w:t>
                   </w:r>
@@ -3738,8 +3792,8 @@
                       <w:rFonts w:ascii="Avenir Next" w:hAnsi="Avenir Next" w:cs="Avenir Next" w:eastAsia="Avenir Next"/>
                       <w:b/>
                       <w:color w:val="003A70"/>
-                      <w:sz w:val="19"/>
-                      <w:szCs w:val="19"/>
+                      <w:sz w:val="20"/>
+                      <w:szCs w:val="20"/>
                     </w:rPr>
                     <w:t xml:space="preserve">B</w:t>
                   </w:r>
@@ -3747,8 +3801,8 @@
                     <w:rPr>
                       <w:rFonts w:ascii="Avenir Next" w:hAnsi="Avenir Next" w:cs="Avenir Next" w:eastAsia="Avenir Next"/>
                       <w:color w:val="1A1A1A"/>
-                      <w:sz w:val="19"/>
-                      <w:szCs w:val="19"/>
+                      <w:sz w:val="20"/>
+                      <w:szCs w:val="20"/>
                     </w:rPr>
                     <w:tab/>
                   </w:r>
@@ -3756,8 +3810,8 @@
                     <w:rPr>
                       <w:rFonts w:ascii="Avenir Next" w:hAnsi="Avenir Next" w:cs="Avenir Next" w:eastAsia="Avenir Next"/>
                       <w:color w:val="1A1A1A"/>
-                      <w:sz w:val="19"/>
-                      <w:szCs w:val="19"/>
+                      <w:sz w:val="20"/>
+                      <w:szCs w:val="20"/>
                     </w:rPr>
                     <w:t xml:space="preserve">4.5</w:t>
                   </w:r>
@@ -3781,8 +3835,8 @@
                       <w:rFonts w:ascii="Avenir Next" w:hAnsi="Avenir Next" w:cs="Avenir Next" w:eastAsia="Avenir Next"/>
                       <w:b/>
                       <w:color w:val="003A70"/>
-                      <w:sz w:val="19"/>
-                      <w:szCs w:val="19"/>
+                      <w:sz w:val="20"/>
+                      <w:szCs w:val="20"/>
                     </w:rPr>
                     <w:t xml:space="preserve">C</w:t>
                   </w:r>
@@ -3790,8 +3844,8 @@
                     <w:rPr>
                       <w:rFonts w:ascii="Avenir Next" w:hAnsi="Avenir Next" w:cs="Avenir Next" w:eastAsia="Avenir Next"/>
                       <w:color w:val="1A1A1A"/>
-                      <w:sz w:val="19"/>
-                      <w:szCs w:val="19"/>
+                      <w:sz w:val="20"/>
+                      <w:szCs w:val="20"/>
                     </w:rPr>
                     <w:tab/>
                   </w:r>
@@ -3799,8 +3853,8 @@
                     <w:rPr>
                       <w:rFonts w:ascii="Avenir Next" w:hAnsi="Avenir Next" w:cs="Avenir Next" w:eastAsia="Avenir Next"/>
                       <w:color w:val="1A1A1A"/>
-                      <w:sz w:val="19"/>
-                      <w:szCs w:val="19"/>
+                      <w:sz w:val="20"/>
+                      <w:szCs w:val="20"/>
                     </w:rPr>
                     <w:t xml:space="preserve">0.45</w:t>
                   </w:r>
@@ -3824,8 +3878,8 @@
                       <w:rFonts w:ascii="Avenir Next" w:hAnsi="Avenir Next" w:cs="Avenir Next" w:eastAsia="Avenir Next"/>
                       <w:b/>
                       <w:color w:val="003A70"/>
-                      <w:sz w:val="19"/>
-                      <w:szCs w:val="19"/>
+                      <w:sz w:val="20"/>
+                      <w:szCs w:val="20"/>
                     </w:rPr>
                     <w:t xml:space="preserve">D</w:t>
                   </w:r>
@@ -3833,8 +3887,8 @@
                     <w:rPr>
                       <w:rFonts w:ascii="Avenir Next" w:hAnsi="Avenir Next" w:cs="Avenir Next" w:eastAsia="Avenir Next"/>
                       <w:color w:val="1A1A1A"/>
-                      <w:sz w:val="19"/>
-                      <w:szCs w:val="19"/>
+                      <w:sz w:val="20"/>
+                      <w:szCs w:val="20"/>
                     </w:rPr>
                     <w:tab/>
                   </w:r>
@@ -3842,8 +3896,8 @@
                     <w:rPr>
                       <w:rFonts w:ascii="Avenir Next" w:hAnsi="Avenir Next" w:cs="Avenir Next" w:eastAsia="Avenir Next"/>
                       <w:color w:val="1A1A1A"/>
-                      <w:sz w:val="19"/>
-                      <w:szCs w:val="19"/>
+                      <w:sz w:val="20"/>
+                      <w:szCs w:val="20"/>
                     </w:rPr>
                     <w:t xml:space="preserve">0.045</w:t>
                   </w:r>
@@ -3874,6 +3928,7 @@
           <w:tab w:val="right" w:pos="9504"/>
         </w:tabs>
         <w:spacing w:before="90" w:after="50" w:line="240" w:lineRule="auto"/>
+        <w:outlineLvl w:val="1"/>
       </w:pPr>
       <w:r>
         <w:rPr>
